--- a/Website/static/downloads/showcase/pswriteoffice/patch-compliance-report.docx
+++ b/Website/static/downloads/showcase/pswriteoffice/patch-compliance-report.docx
@@ -3,7 +3,10 @@
 <w:document xmlns:a="http://schemas.openxmlformats.org/drawingml/2006/main" xmlns:c="http://schemas.openxmlformats.org/drawingml/2006/chart" xmlns:wpc="http://schemas.microsoft.com/office/word/2010/wordprocessingCanvas" xmlns:cx="http://schemas.microsoft.com/office/drawing/2014/chartex" xmlns:cx1="http://schemas.microsoft.com/office/drawing/2015/9/8/chartex" xmlns:cx2="http://schemas.microsoft.com/office/drawing/2015/10/21/chartex" xmlns:cx3="http://schemas.microsoft.com/office/drawing/2016/5/9/chartex" xmlns:cx4="http://schemas.microsoft.com/office/drawing/2016/5/10/chartex" xmlns:cx5="http://schemas.microsoft.com/office/drawing/2016/5/11/chartex" xmlns:cx6="http://schemas.microsoft.com/office/drawing/2016/5/12/chartex" xmlns:cx7="http://schemas.microsoft.com/office/drawing/2016/5/13/chartex" xmlns:cx8="http://schemas.microsoft.com/office/drawing/2016/5/14/chartex" xmlns:mc="http://schemas.openxmlformats.org/markup-compatibility/2006" xmlns:aink="http://schemas.microsoft.com/office/drawing/2016/ink" xmlns:am3d="http://schemas.microsoft.com/office/drawing/2017/model3d" xmlns:o="urn:schemas-microsoft-com:office:office" xmlns:oel="http://schemas.microsoft.com/office/2019/extlst" xmlns:r="http://schemas.openxmlformats.org/officeDocument/2006/relationships" xmlns:m="http://schemas.openxmlformats.org/officeDocument/2006/math" xmlns:v="urn:schemas-microsoft-com:vml" xmlns:wp14="http://schemas.microsoft.com/office/word/2010/wordprocessingDrawing" xmlns:wp="http://schemas.openxmlformats.org/drawingml/2006/wordprocessingDrawing" xmlns:w10="urn:schemas-microsoft-com:office:word" xmlns:w="http://schemas.openxmlformats.org/wordprocessingml/2006/main" xmlns:w14="http://schemas.microsoft.com/office/word/2010/wordml" xmlns:w15="http://schemas.microsoft.com/office/word/2012/wordml" xmlns:w16cex="http://schemas.microsoft.com/office/word/2018/wordml/cex" xmlns:w16cid="http://schemas.microsoft.com/office/word/2016/wordml/cid" xmlns:w16="http://schemas.microsoft.com/office/word/2018/wordml" xmlns:w16sdtdh="http://schemas.microsoft.com/office/word/2020/wordml/sdtdatahash" xmlns:w16se="http://schemas.microsoft.com/office/word/2015/wordml/symex" xmlns:wpg="http://schemas.microsoft.com/office/word/2010/wordprocessingGroup" xmlns:wpi="http://schemas.microsoft.com/office/word/2010/wordprocessingInk" xmlns:wne="http://schemas.microsoft.com/office/word/2006/wordml" xmlns:wps="http://schemas.microsoft.com/office/word/2010/wordprocessingShape" mc:Ignorable="w14 w15 w16se w16cid w16 w16cex w16sdtdh wp14">
   <w:body>
     <w:p>
-      <w:pPr/>
+      <w:pPr>
+        <w:keepNext/>
+        <w:spacing w:after="280"/>
+      </w:pPr>
       <w:r>
         <w:rPr>
           <w:b/>
@@ -35,29 +38,44 @@
     <w:p>
       <w:pPr>
         <w:pStyle w:val="Heading1"/>
+        <w:keepNext/>
+        <w:spacing w:before="320" w:after="160"/>
       </w:pPr>
       <w:r>
+        <w:rPr>
+          <w:b/>
+          <w:bCs/>
+          <w:color w:val="17365D"/>
+          <w:sz w:val="30"/>
+        </w:rPr>
         <w:t xml:space="preserve">Compliance by site</w:t>
       </w:r>
     </w:p>
     <w:tbl>
       <w:tblPr>
         <w:tblStyle w:val="GridTable4-Accent1"/>
-        <w:tblW w:w="0" w:type="auto"/>
+        <w:tblW w:w="5000" w:type="pct"/>
+        <w:tblLayout w:type="fixed"/>
         <w:tblLook w:val="04A0"/>
       </w:tblPr>
       <w:tblGrid>
-        <w:gridCol w:w="2400"/>
-        <w:gridCol w:w="2400"/>
-        <w:gridCol w:w="2400"/>
-        <w:gridCol w:w="2400"/>
-        <w:gridCol w:w="2400"/>
-        <w:gridCol w:w="2400"/>
+        <w:gridCol w:w="1559"/>
+        <w:gridCol w:w="1559"/>
+        <w:gridCol w:w="1559"/>
+        <w:gridCol w:w="1559"/>
+        <w:gridCol w:w="1559"/>
+        <w:gridCol w:w="1565"/>
       </w:tblGrid>
       <w:tr>
         <w:tc>
           <w:tcPr>
-            <w:tcW w:w="2400" w:type="dxa"/>
+            <w:tcW w:w="833" w:type="pct"/>
+            <w:tcMar>
+              <w:top w:w="68" w:type="dxa"/>
+              <w:left w:w="91" w:type="dxa"/>
+              <w:bottom w:w="68" w:type="dxa"/>
+              <w:right w:w="91" w:type="dxa"/>
+            </w:tcMar>
           </w:tcPr>
           <w:p>
             <w:pPr/>
@@ -68,7 +86,13 @@
         </w:tc>
         <w:tc>
           <w:tcPr>
-            <w:tcW w:w="2400" w:type="dxa"/>
+            <w:tcW w:w="833" w:type="pct"/>
+            <w:tcMar>
+              <w:top w:w="68" w:type="dxa"/>
+              <w:left w:w="91" w:type="dxa"/>
+              <w:bottom w:w="68" w:type="dxa"/>
+              <w:right w:w="91" w:type="dxa"/>
+            </w:tcMar>
           </w:tcPr>
           <w:p>
             <w:pPr/>
@@ -79,7 +103,13 @@
         </w:tc>
         <w:tc>
           <w:tcPr>
-            <w:tcW w:w="2400" w:type="dxa"/>
+            <w:tcW w:w="833" w:type="pct"/>
+            <w:tcMar>
+              <w:top w:w="68" w:type="dxa"/>
+              <w:left w:w="91" w:type="dxa"/>
+              <w:bottom w:w="68" w:type="dxa"/>
+              <w:right w:w="91" w:type="dxa"/>
+            </w:tcMar>
           </w:tcPr>
           <w:p>
             <w:pPr/>
@@ -90,7 +120,13 @@
         </w:tc>
         <w:tc>
           <w:tcPr>
-            <w:tcW w:w="2400" w:type="dxa"/>
+            <w:tcW w:w="833" w:type="pct"/>
+            <w:tcMar>
+              <w:top w:w="68" w:type="dxa"/>
+              <w:left w:w="91" w:type="dxa"/>
+              <w:bottom w:w="68" w:type="dxa"/>
+              <w:right w:w="91" w:type="dxa"/>
+            </w:tcMar>
           </w:tcPr>
           <w:p>
             <w:pPr/>
@@ -101,7 +137,13 @@
         </w:tc>
         <w:tc>
           <w:tcPr>
-            <w:tcW w:w="2400" w:type="dxa"/>
+            <w:tcW w:w="833" w:type="pct"/>
+            <w:tcMar>
+              <w:top w:w="68" w:type="dxa"/>
+              <w:left w:w="91" w:type="dxa"/>
+              <w:bottom w:w="68" w:type="dxa"/>
+              <w:right w:w="91" w:type="dxa"/>
+            </w:tcMar>
           </w:tcPr>
           <w:p>
             <w:pPr/>
@@ -112,7 +154,13 @@
         </w:tc>
         <w:tc>
           <w:tcPr>
-            <w:tcW w:w="2400" w:type="dxa"/>
+            <w:tcW w:w="835" w:type="pct"/>
+            <w:tcMar>
+              <w:top w:w="68" w:type="dxa"/>
+              <w:left w:w="91" w:type="dxa"/>
+              <w:bottom w:w="68" w:type="dxa"/>
+              <w:right w:w="91" w:type="dxa"/>
+            </w:tcMar>
           </w:tcPr>
           <w:p>
             <w:pPr/>
@@ -125,7 +173,13 @@
       <w:tr>
         <w:tc>
           <w:tcPr>
-            <w:tcW w:w="2400" w:type="dxa"/>
+            <w:tcW w:w="833" w:type="pct"/>
+            <w:tcMar>
+              <w:top w:w="68" w:type="dxa"/>
+              <w:left w:w="91" w:type="dxa"/>
+              <w:bottom w:w="68" w:type="dxa"/>
+              <w:right w:w="91" w:type="dxa"/>
+            </w:tcMar>
           </w:tcPr>
           <w:p>
             <w:pPr/>
@@ -136,7 +190,13 @@
         </w:tc>
         <w:tc>
           <w:tcPr>
-            <w:tcW w:w="2400" w:type="dxa"/>
+            <w:tcW w:w="833" w:type="pct"/>
+            <w:tcMar>
+              <w:top w:w="68" w:type="dxa"/>
+              <w:left w:w="91" w:type="dxa"/>
+              <w:bottom w:w="68" w:type="dxa"/>
+              <w:right w:w="91" w:type="dxa"/>
+            </w:tcMar>
           </w:tcPr>
           <w:p>
             <w:pPr/>
@@ -147,7 +207,13 @@
         </w:tc>
         <w:tc>
           <w:tcPr>
-            <w:tcW w:w="2400" w:type="dxa"/>
+            <w:tcW w:w="833" w:type="pct"/>
+            <w:tcMar>
+              <w:top w:w="68" w:type="dxa"/>
+              <w:left w:w="91" w:type="dxa"/>
+              <w:bottom w:w="68" w:type="dxa"/>
+              <w:right w:w="91" w:type="dxa"/>
+            </w:tcMar>
           </w:tcPr>
           <w:p>
             <w:pPr/>
@@ -158,7 +224,13 @@
         </w:tc>
         <w:tc>
           <w:tcPr>
-            <w:tcW w:w="2400" w:type="dxa"/>
+            <w:tcW w:w="833" w:type="pct"/>
+            <w:tcMar>
+              <w:top w:w="68" w:type="dxa"/>
+              <w:left w:w="91" w:type="dxa"/>
+              <w:bottom w:w="68" w:type="dxa"/>
+              <w:right w:w="91" w:type="dxa"/>
+            </w:tcMar>
           </w:tcPr>
           <w:p>
             <w:pPr/>
@@ -169,7 +241,13 @@
         </w:tc>
         <w:tc>
           <w:tcPr>
-            <w:tcW w:w="2400" w:type="dxa"/>
+            <w:tcW w:w="833" w:type="pct"/>
+            <w:tcMar>
+              <w:top w:w="68" w:type="dxa"/>
+              <w:left w:w="91" w:type="dxa"/>
+              <w:bottom w:w="68" w:type="dxa"/>
+              <w:right w:w="91" w:type="dxa"/>
+            </w:tcMar>
           </w:tcPr>
           <w:p>
             <w:pPr/>
@@ -180,7 +258,13 @@
         </w:tc>
         <w:tc>
           <w:tcPr>
-            <w:tcW w:w="2400" w:type="dxa"/>
+            <w:tcW w:w="835" w:type="pct"/>
+            <w:tcMar>
+              <w:top w:w="68" w:type="dxa"/>
+              <w:left w:w="91" w:type="dxa"/>
+              <w:bottom w:w="68" w:type="dxa"/>
+              <w:right w:w="91" w:type="dxa"/>
+            </w:tcMar>
           </w:tcPr>
           <w:p>
             <w:pPr/>
@@ -193,8 +277,14 @@
       <w:tr>
         <w:tc>
           <w:tcPr>
-            <w:tcW w:w="2400" w:type="dxa"/>
+            <w:tcW w:w="833" w:type="pct"/>
             <w:shd w:val="clear" w:fill="FFF4D6"/>
+            <w:tcMar>
+              <w:top w:w="68" w:type="dxa"/>
+              <w:left w:w="91" w:type="dxa"/>
+              <w:bottom w:w="68" w:type="dxa"/>
+              <w:right w:w="91" w:type="dxa"/>
+            </w:tcMar>
           </w:tcPr>
           <w:p>
             <w:pPr/>
@@ -205,8 +295,14 @@
         </w:tc>
         <w:tc>
           <w:tcPr>
-            <w:tcW w:w="2400" w:type="dxa"/>
+            <w:tcW w:w="833" w:type="pct"/>
             <w:shd w:val="clear" w:fill="FFF4D6"/>
+            <w:tcMar>
+              <w:top w:w="68" w:type="dxa"/>
+              <w:left w:w="91" w:type="dxa"/>
+              <w:bottom w:w="68" w:type="dxa"/>
+              <w:right w:w="91" w:type="dxa"/>
+            </w:tcMar>
           </w:tcPr>
           <w:p>
             <w:pPr/>
@@ -217,8 +313,14 @@
         </w:tc>
         <w:tc>
           <w:tcPr>
-            <w:tcW w:w="2400" w:type="dxa"/>
+            <w:tcW w:w="833" w:type="pct"/>
             <w:shd w:val="clear" w:fill="FFF4D6"/>
+            <w:tcMar>
+              <w:top w:w="68" w:type="dxa"/>
+              <w:left w:w="91" w:type="dxa"/>
+              <w:bottom w:w="68" w:type="dxa"/>
+              <w:right w:w="91" w:type="dxa"/>
+            </w:tcMar>
           </w:tcPr>
           <w:p>
             <w:pPr/>
@@ -229,8 +331,14 @@
         </w:tc>
         <w:tc>
           <w:tcPr>
-            <w:tcW w:w="2400" w:type="dxa"/>
+            <w:tcW w:w="833" w:type="pct"/>
             <w:shd w:val="clear" w:fill="FFF4D6"/>
+            <w:tcMar>
+              <w:top w:w="68" w:type="dxa"/>
+              <w:left w:w="91" w:type="dxa"/>
+              <w:bottom w:w="68" w:type="dxa"/>
+              <w:right w:w="91" w:type="dxa"/>
+            </w:tcMar>
           </w:tcPr>
           <w:p>
             <w:pPr/>
@@ -241,8 +349,14 @@
         </w:tc>
         <w:tc>
           <w:tcPr>
-            <w:tcW w:w="2400" w:type="dxa"/>
+            <w:tcW w:w="833" w:type="pct"/>
             <w:shd w:val="clear" w:fill="FFF4D6"/>
+            <w:tcMar>
+              <w:top w:w="68" w:type="dxa"/>
+              <w:left w:w="91" w:type="dxa"/>
+              <w:bottom w:w="68" w:type="dxa"/>
+              <w:right w:w="91" w:type="dxa"/>
+            </w:tcMar>
           </w:tcPr>
           <w:p>
             <w:pPr/>
@@ -253,8 +367,14 @@
         </w:tc>
         <w:tc>
           <w:tcPr>
-            <w:tcW w:w="2400" w:type="dxa"/>
+            <w:tcW w:w="835" w:type="pct"/>
             <w:shd w:val="clear" w:fill="FFF4D6"/>
+            <w:tcMar>
+              <w:top w:w="68" w:type="dxa"/>
+              <w:left w:w="91" w:type="dxa"/>
+              <w:bottom w:w="68" w:type="dxa"/>
+              <w:right w:w="91" w:type="dxa"/>
+            </w:tcMar>
           </w:tcPr>
           <w:p>
             <w:pPr/>
@@ -267,7 +387,13 @@
       <w:tr>
         <w:tc>
           <w:tcPr>
-            <w:tcW w:w="2400" w:type="dxa"/>
+            <w:tcW w:w="833" w:type="pct"/>
+            <w:tcMar>
+              <w:top w:w="68" w:type="dxa"/>
+              <w:left w:w="91" w:type="dxa"/>
+              <w:bottom w:w="68" w:type="dxa"/>
+              <w:right w:w="91" w:type="dxa"/>
+            </w:tcMar>
           </w:tcPr>
           <w:p>
             <w:pPr/>
@@ -278,7 +404,13 @@
         </w:tc>
         <w:tc>
           <w:tcPr>
-            <w:tcW w:w="2400" w:type="dxa"/>
+            <w:tcW w:w="833" w:type="pct"/>
+            <w:tcMar>
+              <w:top w:w="68" w:type="dxa"/>
+              <w:left w:w="91" w:type="dxa"/>
+              <w:bottom w:w="68" w:type="dxa"/>
+              <w:right w:w="91" w:type="dxa"/>
+            </w:tcMar>
           </w:tcPr>
           <w:p>
             <w:pPr/>
@@ -289,7 +421,13 @@
         </w:tc>
         <w:tc>
           <w:tcPr>
-            <w:tcW w:w="2400" w:type="dxa"/>
+            <w:tcW w:w="833" w:type="pct"/>
+            <w:tcMar>
+              <w:top w:w="68" w:type="dxa"/>
+              <w:left w:w="91" w:type="dxa"/>
+              <w:bottom w:w="68" w:type="dxa"/>
+              <w:right w:w="91" w:type="dxa"/>
+            </w:tcMar>
           </w:tcPr>
           <w:p>
             <w:pPr/>
@@ -300,7 +438,13 @@
         </w:tc>
         <w:tc>
           <w:tcPr>
-            <w:tcW w:w="2400" w:type="dxa"/>
+            <w:tcW w:w="833" w:type="pct"/>
+            <w:tcMar>
+              <w:top w:w="68" w:type="dxa"/>
+              <w:left w:w="91" w:type="dxa"/>
+              <w:bottom w:w="68" w:type="dxa"/>
+              <w:right w:w="91" w:type="dxa"/>
+            </w:tcMar>
           </w:tcPr>
           <w:p>
             <w:pPr/>
@@ -311,7 +455,13 @@
         </w:tc>
         <w:tc>
           <w:tcPr>
-            <w:tcW w:w="2400" w:type="dxa"/>
+            <w:tcW w:w="833" w:type="pct"/>
+            <w:tcMar>
+              <w:top w:w="68" w:type="dxa"/>
+              <w:left w:w="91" w:type="dxa"/>
+              <w:bottom w:w="68" w:type="dxa"/>
+              <w:right w:w="91" w:type="dxa"/>
+            </w:tcMar>
           </w:tcPr>
           <w:p>
             <w:pPr/>
@@ -322,7 +472,13 @@
         </w:tc>
         <w:tc>
           <w:tcPr>
-            <w:tcW w:w="2400" w:type="dxa"/>
+            <w:tcW w:w="835" w:type="pct"/>
+            <w:tcMar>
+              <w:top w:w="68" w:type="dxa"/>
+              <w:left w:w="91" w:type="dxa"/>
+              <w:bottom w:w="68" w:type="dxa"/>
+              <w:right w:w="91" w:type="dxa"/>
+            </w:tcMar>
           </w:tcPr>
           <w:p>
             <w:pPr/>
@@ -335,7 +491,13 @@
       <w:tr>
         <w:tc>
           <w:tcPr>
-            <w:tcW w:w="2400" w:type="dxa"/>
+            <w:tcW w:w="833" w:type="pct"/>
+            <w:tcMar>
+              <w:top w:w="68" w:type="dxa"/>
+              <w:left w:w="91" w:type="dxa"/>
+              <w:bottom w:w="68" w:type="dxa"/>
+              <w:right w:w="91" w:type="dxa"/>
+            </w:tcMar>
           </w:tcPr>
           <w:p>
             <w:pPr/>
@@ -346,7 +508,13 @@
         </w:tc>
         <w:tc>
           <w:tcPr>
-            <w:tcW w:w="2400" w:type="dxa"/>
+            <w:tcW w:w="833" w:type="pct"/>
+            <w:tcMar>
+              <w:top w:w="68" w:type="dxa"/>
+              <w:left w:w="91" w:type="dxa"/>
+              <w:bottom w:w="68" w:type="dxa"/>
+              <w:right w:w="91" w:type="dxa"/>
+            </w:tcMar>
           </w:tcPr>
           <w:p>
             <w:pPr/>
@@ -357,7 +525,13 @@
         </w:tc>
         <w:tc>
           <w:tcPr>
-            <w:tcW w:w="2400" w:type="dxa"/>
+            <w:tcW w:w="833" w:type="pct"/>
+            <w:tcMar>
+              <w:top w:w="68" w:type="dxa"/>
+              <w:left w:w="91" w:type="dxa"/>
+              <w:bottom w:w="68" w:type="dxa"/>
+              <w:right w:w="91" w:type="dxa"/>
+            </w:tcMar>
           </w:tcPr>
           <w:p>
             <w:pPr/>
@@ -368,7 +542,13 @@
         </w:tc>
         <w:tc>
           <w:tcPr>
-            <w:tcW w:w="2400" w:type="dxa"/>
+            <w:tcW w:w="833" w:type="pct"/>
+            <w:tcMar>
+              <w:top w:w="68" w:type="dxa"/>
+              <w:left w:w="91" w:type="dxa"/>
+              <w:bottom w:w="68" w:type="dxa"/>
+              <w:right w:w="91" w:type="dxa"/>
+            </w:tcMar>
           </w:tcPr>
           <w:p>
             <w:pPr/>
@@ -379,7 +559,13 @@
         </w:tc>
         <w:tc>
           <w:tcPr>
-            <w:tcW w:w="2400" w:type="dxa"/>
+            <w:tcW w:w="833" w:type="pct"/>
+            <w:tcMar>
+              <w:top w:w="68" w:type="dxa"/>
+              <w:left w:w="91" w:type="dxa"/>
+              <w:bottom w:w="68" w:type="dxa"/>
+              <w:right w:w="91" w:type="dxa"/>
+            </w:tcMar>
           </w:tcPr>
           <w:p>
             <w:pPr/>
@@ -390,7 +576,13 @@
         </w:tc>
         <w:tc>
           <w:tcPr>
-            <w:tcW w:w="2400" w:type="dxa"/>
+            <w:tcW w:w="835" w:type="pct"/>
+            <w:tcMar>
+              <w:top w:w="68" w:type="dxa"/>
+              <w:left w:w="91" w:type="dxa"/>
+              <w:bottom w:w="68" w:type="dxa"/>
+              <w:right w:w="91" w:type="dxa"/>
+            </w:tcMar>
           </w:tcPr>
           <w:p>
             <w:pPr/>
@@ -403,8 +595,14 @@
       <w:tr>
         <w:tc>
           <w:tcPr>
-            <w:tcW w:w="2400" w:type="dxa"/>
+            <w:tcW w:w="833" w:type="pct"/>
             <w:shd w:val="clear" w:fill="FFF4D6"/>
+            <w:tcMar>
+              <w:top w:w="68" w:type="dxa"/>
+              <w:left w:w="91" w:type="dxa"/>
+              <w:bottom w:w="68" w:type="dxa"/>
+              <w:right w:w="91" w:type="dxa"/>
+            </w:tcMar>
           </w:tcPr>
           <w:p>
             <w:pPr/>
@@ -415,8 +613,14 @@
         </w:tc>
         <w:tc>
           <w:tcPr>
-            <w:tcW w:w="2400" w:type="dxa"/>
+            <w:tcW w:w="833" w:type="pct"/>
             <w:shd w:val="clear" w:fill="FFF4D6"/>
+            <w:tcMar>
+              <w:top w:w="68" w:type="dxa"/>
+              <w:left w:w="91" w:type="dxa"/>
+              <w:bottom w:w="68" w:type="dxa"/>
+              <w:right w:w="91" w:type="dxa"/>
+            </w:tcMar>
           </w:tcPr>
           <w:p>
             <w:pPr/>
@@ -427,8 +631,14 @@
         </w:tc>
         <w:tc>
           <w:tcPr>
-            <w:tcW w:w="2400" w:type="dxa"/>
+            <w:tcW w:w="833" w:type="pct"/>
             <w:shd w:val="clear" w:fill="FFF4D6"/>
+            <w:tcMar>
+              <w:top w:w="68" w:type="dxa"/>
+              <w:left w:w="91" w:type="dxa"/>
+              <w:bottom w:w="68" w:type="dxa"/>
+              <w:right w:w="91" w:type="dxa"/>
+            </w:tcMar>
           </w:tcPr>
           <w:p>
             <w:pPr/>
@@ -439,8 +649,14 @@
         </w:tc>
         <w:tc>
           <w:tcPr>
-            <w:tcW w:w="2400" w:type="dxa"/>
+            <w:tcW w:w="833" w:type="pct"/>
             <w:shd w:val="clear" w:fill="FFF4D6"/>
+            <w:tcMar>
+              <w:top w:w="68" w:type="dxa"/>
+              <w:left w:w="91" w:type="dxa"/>
+              <w:bottom w:w="68" w:type="dxa"/>
+              <w:right w:w="91" w:type="dxa"/>
+            </w:tcMar>
           </w:tcPr>
           <w:p>
             <w:pPr/>
@@ -451,8 +667,14 @@
         </w:tc>
         <w:tc>
           <w:tcPr>
-            <w:tcW w:w="2400" w:type="dxa"/>
+            <w:tcW w:w="833" w:type="pct"/>
             <w:shd w:val="clear" w:fill="FFF4D6"/>
+            <w:tcMar>
+              <w:top w:w="68" w:type="dxa"/>
+              <w:left w:w="91" w:type="dxa"/>
+              <w:bottom w:w="68" w:type="dxa"/>
+              <w:right w:w="91" w:type="dxa"/>
+            </w:tcMar>
           </w:tcPr>
           <w:p>
             <w:pPr/>
@@ -463,8 +685,14 @@
         </w:tc>
         <w:tc>
           <w:tcPr>
-            <w:tcW w:w="2400" w:type="dxa"/>
+            <w:tcW w:w="835" w:type="pct"/>
             <w:shd w:val="clear" w:fill="FFF4D6"/>
+            <w:tcMar>
+              <w:top w:w="68" w:type="dxa"/>
+              <w:left w:w="91" w:type="dxa"/>
+              <w:bottom w:w="68" w:type="dxa"/>
+              <w:right w:w="91" w:type="dxa"/>
+            </w:tcMar>
           </w:tcPr>
           <w:p>
             <w:pPr/>
@@ -476,19 +704,21 @@
       </w:tr>
     </w:tbl>
     <w:p>
-      <w:pPr/>
+      <w:pPr>
+        <w:spacing w:before="280" w:after="240"/>
+      </w:pPr>
     </w:p>
     <w:p>
       <w:pPr/>
       <w:r>
         <w:drawing>
           <wp:inline xmlns:wp="http://schemas.openxmlformats.org/drawingml/2006/wordprocessingDrawing">
-            <wp:extent cx="5353050" cy="3429000"/>
+            <wp:extent cx="5943600" cy="2476500"/>
             <wp:effectExtent l="0" t="0" r="19050" b="19050"/>
             <wp:docPr id="1" name="chart"/>
             <a:graphic xmlns:a="http://schemas.openxmlformats.org/drawingml/2006/main">
               <a:graphicData uri="http://schemas.openxmlformats.org/drawingml/2006/chart">
-                <c:chart xmlns:p6="http://schemas.openxmlformats.org/officeDocument/2006/relationships" xmlns:c="http://schemas.openxmlformats.org/drawingml/2006/chart" p6:id="R2710d3fa1d1e4933"/>
+                <c:chart xmlns:p6="http://schemas.openxmlformats.org/officeDocument/2006/relationships" xmlns:c="http://schemas.openxmlformats.org/drawingml/2006/chart" p6:id="R18610199ce5b4e8e"/>
               </a:graphicData>
             </a:graphic>
           </wp:inline>
@@ -498,8 +728,16 @@
     <w:p>
       <w:pPr>
         <w:pStyle w:val="Heading1"/>
+        <w:keepNext/>
+        <w:spacing w:before="200" w:after="160"/>
       </w:pPr>
       <w:r>
+        <w:rPr>
+          <w:b/>
+          <w:bCs/>
+          <w:color w:val="17365D"/>
+          <w:sz w:val="30"/>
+        </w:rPr>
         <w:t xml:space="preserve">Next steps</w:t>
       </w:r>
     </w:p>
@@ -528,8 +766,8 @@
       </w:r>
     </w:p>
     <w:sectPr>
-      <w:headerReference w:type="default" r:id="R3a65411fc8264636"/>
-      <w:footerReference w:type="default" r:id="R49e4cfc7e64048a8"/>
+      <w:headerReference w:type="default" r:id="Rb58ebe14dc70446e"/>
+      <w:footerReference w:type="default" r:id="R191bbcb2e8594043"/>
       <w:pgSz w:w="12240" w:h="15840" w:code="1"/>
       <w:pgMar w:top="1440" w:right="1440" w:bottom="1440" w:left="1440" w:header="720" w:footer="720" w:gutter="0"/>
     </w:sectPr>
@@ -607,7 +845,7 @@
 <file path=word/numbering.xml><?xml version="1.0" encoding="utf-8"?>
 <w:numbering xmlns:wpc="http://schemas.microsoft.com/office/word/2010/wordprocessingCanvas" xmlns:cx="http://schemas.microsoft.com/office/drawing/2014/chartex" xmlns:cx1="http://schemas.microsoft.com/office/drawing/2015/9/8/chartex" xmlns:cx2="http://schemas.microsoft.com/office/drawing/2015/10/21/chartex" xmlns:cx3="http://schemas.microsoft.com/office/drawing/2016/5/9/chartex" xmlns:cx4="http://schemas.microsoft.com/office/drawing/2016/5/10/chartex" xmlns:cx5="http://schemas.microsoft.com/office/drawing/2016/5/11/chartex" xmlns:cx6="http://schemas.microsoft.com/office/drawing/2016/5/12/chartex" xmlns:cx7="http://schemas.microsoft.com/office/drawing/2016/5/13/chartex" xmlns:cx8="http://schemas.microsoft.com/office/drawing/2016/5/14/chartex" xmlns:mc="http://schemas.openxmlformats.org/markup-compatibility/2006" xmlns:aink="http://schemas.microsoft.com/office/drawing/2016/ink" xmlns:am3d="http://schemas.microsoft.com/office/drawing/2017/model3d" xmlns:o="urn:schemas-microsoft-com:office:office" xmlns:oel="http://schemas.microsoft.com/office/2019/extlst" xmlns:r="http://schemas.openxmlformats.org/officeDocument/2006/relationships" xmlns:m="http://schemas.openxmlformats.org/officeDocument/2006/math" xmlns:v="urn:schemas-microsoft-com:vml" xmlns:wp14="http://schemas.microsoft.com/office/word/2010/wordprocessingDrawing" xmlns:wp="http://schemas.openxmlformats.org/drawingml/2006/wordprocessingDrawing" xmlns:w10="urn:schemas-microsoft-com:office:word" xmlns:w="http://schemas.openxmlformats.org/wordprocessingml/2006/main" xmlns:w14="http://schemas.microsoft.com/office/word/2010/wordml" xmlns:w15="http://schemas.microsoft.com/office/word/2012/wordml" xmlns:w16cex="http://schemas.microsoft.com/office/word/2018/wordml/cex" xmlns:w16cid="http://schemas.microsoft.com/office/word/2016/wordml/cid" xmlns:w16="http://schemas.microsoft.com/office/word/2018/wordml" xmlns:w16sdtdh="http://schemas.microsoft.com/office/word/2020/wordml/sdtdatahash" xmlns:w16se="http://schemas.microsoft.com/office/word/2015/wordml/symex" xmlns:wpg="http://schemas.microsoft.com/office/word/2010/wordprocessingGroup" xmlns:wpi="http://schemas.microsoft.com/office/word/2010/wordprocessingInk" xmlns:wne="http://schemas.microsoft.com/office/word/2006/wordml" xmlns:wps="http://schemas.microsoft.com/office/word/2010/wordprocessingShape" mc:Ignorable="w14 w15 w16se w16cid w16 w16cex w16sdtdh wp14">
   <w:abstractNum w:abstractNumId="0" w15:restartNumberingAfterBreak="0">
-    <w:nsid w:val="3A15DF4D"/>
+    <w:nsid w:val="E9CA4B33"/>
     <w:multiLevelType w:val="hybridMultilevel"/>
     <w:tmpl w:val="25BE4216"/>
     <w:lvl w:ilvl="0" w:tplc="0409000F">

--- a/Website/static/downloads/showcase/pswriteoffice/patch-compliance-report.docx
+++ b/Website/static/downloads/showcase/pswriteoffice/patch-compliance-report.docx
@@ -718,7 +718,7 @@
             <wp:docPr id="1" name="chart"/>
             <a:graphic xmlns:a="http://schemas.openxmlformats.org/drawingml/2006/main">
               <a:graphicData uri="http://schemas.openxmlformats.org/drawingml/2006/chart">
-                <c:chart xmlns:p6="http://schemas.openxmlformats.org/officeDocument/2006/relationships" xmlns:c="http://schemas.openxmlformats.org/drawingml/2006/chart" p6:id="R18610199ce5b4e8e"/>
+                <c:chart xmlns:p6="http://schemas.openxmlformats.org/officeDocument/2006/relationships" xmlns:c="http://schemas.openxmlformats.org/drawingml/2006/chart" p6:id="R46315afe347642f5"/>
               </a:graphicData>
             </a:graphic>
           </wp:inline>
@@ -766,8 +766,8 @@
       </w:r>
     </w:p>
     <w:sectPr>
-      <w:headerReference w:type="default" r:id="Rb58ebe14dc70446e"/>
-      <w:footerReference w:type="default" r:id="R191bbcb2e8594043"/>
+      <w:headerReference w:type="default" r:id="R042b2f78e28e4948"/>
+      <w:footerReference w:type="default" r:id="R7e9e53f1c0d04fbf"/>
       <w:pgSz w:w="12240" w:h="15840" w:code="1"/>
       <w:pgMar w:top="1440" w:right="1440" w:bottom="1440" w:left="1440" w:header="720" w:footer="720" w:gutter="0"/>
     </w:sectPr>
@@ -845,7 +845,7 @@
 <file path=word/numbering.xml><?xml version="1.0" encoding="utf-8"?>
 <w:numbering xmlns:wpc="http://schemas.microsoft.com/office/word/2010/wordprocessingCanvas" xmlns:cx="http://schemas.microsoft.com/office/drawing/2014/chartex" xmlns:cx1="http://schemas.microsoft.com/office/drawing/2015/9/8/chartex" xmlns:cx2="http://schemas.microsoft.com/office/drawing/2015/10/21/chartex" xmlns:cx3="http://schemas.microsoft.com/office/drawing/2016/5/9/chartex" xmlns:cx4="http://schemas.microsoft.com/office/drawing/2016/5/10/chartex" xmlns:cx5="http://schemas.microsoft.com/office/drawing/2016/5/11/chartex" xmlns:cx6="http://schemas.microsoft.com/office/drawing/2016/5/12/chartex" xmlns:cx7="http://schemas.microsoft.com/office/drawing/2016/5/13/chartex" xmlns:cx8="http://schemas.microsoft.com/office/drawing/2016/5/14/chartex" xmlns:mc="http://schemas.openxmlformats.org/markup-compatibility/2006" xmlns:aink="http://schemas.microsoft.com/office/drawing/2016/ink" xmlns:am3d="http://schemas.microsoft.com/office/drawing/2017/model3d" xmlns:o="urn:schemas-microsoft-com:office:office" xmlns:oel="http://schemas.microsoft.com/office/2019/extlst" xmlns:r="http://schemas.openxmlformats.org/officeDocument/2006/relationships" xmlns:m="http://schemas.openxmlformats.org/officeDocument/2006/math" xmlns:v="urn:schemas-microsoft-com:vml" xmlns:wp14="http://schemas.microsoft.com/office/word/2010/wordprocessingDrawing" xmlns:wp="http://schemas.openxmlformats.org/drawingml/2006/wordprocessingDrawing" xmlns:w10="urn:schemas-microsoft-com:office:word" xmlns:w="http://schemas.openxmlformats.org/wordprocessingml/2006/main" xmlns:w14="http://schemas.microsoft.com/office/word/2010/wordml" xmlns:w15="http://schemas.microsoft.com/office/word/2012/wordml" xmlns:w16cex="http://schemas.microsoft.com/office/word/2018/wordml/cex" xmlns:w16cid="http://schemas.microsoft.com/office/word/2016/wordml/cid" xmlns:w16="http://schemas.microsoft.com/office/word/2018/wordml" xmlns:w16sdtdh="http://schemas.microsoft.com/office/word/2020/wordml/sdtdatahash" xmlns:w16se="http://schemas.microsoft.com/office/word/2015/wordml/symex" xmlns:wpg="http://schemas.microsoft.com/office/word/2010/wordprocessingGroup" xmlns:wpi="http://schemas.microsoft.com/office/word/2010/wordprocessingInk" xmlns:wne="http://schemas.microsoft.com/office/word/2006/wordml" xmlns:wps="http://schemas.microsoft.com/office/word/2010/wordprocessingShape" mc:Ignorable="w14 w15 w16se w16cid w16 w16cex w16sdtdh wp14">
   <w:abstractNum w:abstractNumId="0" w15:restartNumberingAfterBreak="0">
-    <w:nsid w:val="E9CA4B33"/>
+    <w:nsid w:val="63E81669"/>
     <w:multiLevelType w:val="hybridMultilevel"/>
     <w:tmpl w:val="25BE4216"/>
     <w:lvl w:ilvl="0" w:tplc="0409000F">

--- a/Website/static/downloads/showcase/pswriteoffice/patch-compliance-report.docx
+++ b/Website/static/downloads/showcase/pswriteoffice/patch-compliance-report.docx
@@ -718,7 +718,7 @@
             <wp:docPr id="1" name="chart"/>
             <a:graphic xmlns:a="http://schemas.openxmlformats.org/drawingml/2006/main">
               <a:graphicData uri="http://schemas.openxmlformats.org/drawingml/2006/chart">
-                <c:chart xmlns:p6="http://schemas.openxmlformats.org/officeDocument/2006/relationships" xmlns:c="http://schemas.openxmlformats.org/drawingml/2006/chart" p6:id="R46315afe347642f5"/>
+                <c:chart xmlns:p6="http://schemas.openxmlformats.org/officeDocument/2006/relationships" xmlns:c="http://schemas.openxmlformats.org/drawingml/2006/chart" p6:id="R44b9eae831784b68"/>
               </a:graphicData>
             </a:graphic>
           </wp:inline>
@@ -766,8 +766,8 @@
       </w:r>
     </w:p>
     <w:sectPr>
-      <w:headerReference w:type="default" r:id="R042b2f78e28e4948"/>
-      <w:footerReference w:type="default" r:id="R7e9e53f1c0d04fbf"/>
+      <w:headerReference w:type="default" r:id="R32dea49a9e74468d"/>
+      <w:footerReference w:type="default" r:id="R1c8ad6a1405e4d3e"/>
       <w:pgSz w:w="12240" w:h="15840" w:code="1"/>
       <w:pgMar w:top="1440" w:right="1440" w:bottom="1440" w:left="1440" w:header="720" w:footer="720" w:gutter="0"/>
     </w:sectPr>
@@ -845,7 +845,7 @@
 <file path=word/numbering.xml><?xml version="1.0" encoding="utf-8"?>
 <w:numbering xmlns:wpc="http://schemas.microsoft.com/office/word/2010/wordprocessingCanvas" xmlns:cx="http://schemas.microsoft.com/office/drawing/2014/chartex" xmlns:cx1="http://schemas.microsoft.com/office/drawing/2015/9/8/chartex" xmlns:cx2="http://schemas.microsoft.com/office/drawing/2015/10/21/chartex" xmlns:cx3="http://schemas.microsoft.com/office/drawing/2016/5/9/chartex" xmlns:cx4="http://schemas.microsoft.com/office/drawing/2016/5/10/chartex" xmlns:cx5="http://schemas.microsoft.com/office/drawing/2016/5/11/chartex" xmlns:cx6="http://schemas.microsoft.com/office/drawing/2016/5/12/chartex" xmlns:cx7="http://schemas.microsoft.com/office/drawing/2016/5/13/chartex" xmlns:cx8="http://schemas.microsoft.com/office/drawing/2016/5/14/chartex" xmlns:mc="http://schemas.openxmlformats.org/markup-compatibility/2006" xmlns:aink="http://schemas.microsoft.com/office/drawing/2016/ink" xmlns:am3d="http://schemas.microsoft.com/office/drawing/2017/model3d" xmlns:o="urn:schemas-microsoft-com:office:office" xmlns:oel="http://schemas.microsoft.com/office/2019/extlst" xmlns:r="http://schemas.openxmlformats.org/officeDocument/2006/relationships" xmlns:m="http://schemas.openxmlformats.org/officeDocument/2006/math" xmlns:v="urn:schemas-microsoft-com:vml" xmlns:wp14="http://schemas.microsoft.com/office/word/2010/wordprocessingDrawing" xmlns:wp="http://schemas.openxmlformats.org/drawingml/2006/wordprocessingDrawing" xmlns:w10="urn:schemas-microsoft-com:office:word" xmlns:w="http://schemas.openxmlformats.org/wordprocessingml/2006/main" xmlns:w14="http://schemas.microsoft.com/office/word/2010/wordml" xmlns:w15="http://schemas.microsoft.com/office/word/2012/wordml" xmlns:w16cex="http://schemas.microsoft.com/office/word/2018/wordml/cex" xmlns:w16cid="http://schemas.microsoft.com/office/word/2016/wordml/cid" xmlns:w16="http://schemas.microsoft.com/office/word/2018/wordml" xmlns:w16sdtdh="http://schemas.microsoft.com/office/word/2020/wordml/sdtdatahash" xmlns:w16se="http://schemas.microsoft.com/office/word/2015/wordml/symex" xmlns:wpg="http://schemas.microsoft.com/office/word/2010/wordprocessingGroup" xmlns:wpi="http://schemas.microsoft.com/office/word/2010/wordprocessingInk" xmlns:wne="http://schemas.microsoft.com/office/word/2006/wordml" xmlns:wps="http://schemas.microsoft.com/office/word/2010/wordprocessingShape" mc:Ignorable="w14 w15 w16se w16cid w16 w16cex w16sdtdh wp14">
   <w:abstractNum w:abstractNumId="0" w15:restartNumberingAfterBreak="0">
-    <w:nsid w:val="63E81669"/>
+    <w:nsid w:val="89893AE2"/>
     <w:multiLevelType w:val="hybridMultilevel"/>
     <w:tmpl w:val="25BE4216"/>
     <w:lvl w:ilvl="0" w:tplc="0409000F">

--- a/Website/static/downloads/showcase/pswriteoffice/patch-compliance-report.docx
+++ b/Website/static/downloads/showcase/pswriteoffice/patch-compliance-report.docx
@@ -718,7 +718,7 @@
             <wp:docPr id="1" name="chart"/>
             <a:graphic xmlns:a="http://schemas.openxmlformats.org/drawingml/2006/main">
               <a:graphicData uri="http://schemas.openxmlformats.org/drawingml/2006/chart">
-                <c:chart xmlns:p6="http://schemas.openxmlformats.org/officeDocument/2006/relationships" xmlns:c="http://schemas.openxmlformats.org/drawingml/2006/chart" p6:id="R44b9eae831784b68"/>
+                <c:chart xmlns:p6="http://schemas.openxmlformats.org/officeDocument/2006/relationships" xmlns:c="http://schemas.openxmlformats.org/drawingml/2006/chart" p6:id="R9011fbd876a847b4"/>
               </a:graphicData>
             </a:graphic>
           </wp:inline>
@@ -766,8 +766,8 @@
       </w:r>
     </w:p>
     <w:sectPr>
-      <w:headerReference w:type="default" r:id="R32dea49a9e74468d"/>
-      <w:footerReference w:type="default" r:id="R1c8ad6a1405e4d3e"/>
+      <w:headerReference w:type="default" r:id="R6c6a93d063874212"/>
+      <w:footerReference w:type="default" r:id="Rddfc99e0ffbd4e66"/>
       <w:pgSz w:w="12240" w:h="15840" w:code="1"/>
       <w:pgMar w:top="1440" w:right="1440" w:bottom="1440" w:left="1440" w:header="720" w:footer="720" w:gutter="0"/>
     </w:sectPr>
@@ -845,7 +845,7 @@
 <file path=word/numbering.xml><?xml version="1.0" encoding="utf-8"?>
 <w:numbering xmlns:wpc="http://schemas.microsoft.com/office/word/2010/wordprocessingCanvas" xmlns:cx="http://schemas.microsoft.com/office/drawing/2014/chartex" xmlns:cx1="http://schemas.microsoft.com/office/drawing/2015/9/8/chartex" xmlns:cx2="http://schemas.microsoft.com/office/drawing/2015/10/21/chartex" xmlns:cx3="http://schemas.microsoft.com/office/drawing/2016/5/9/chartex" xmlns:cx4="http://schemas.microsoft.com/office/drawing/2016/5/10/chartex" xmlns:cx5="http://schemas.microsoft.com/office/drawing/2016/5/11/chartex" xmlns:cx6="http://schemas.microsoft.com/office/drawing/2016/5/12/chartex" xmlns:cx7="http://schemas.microsoft.com/office/drawing/2016/5/13/chartex" xmlns:cx8="http://schemas.microsoft.com/office/drawing/2016/5/14/chartex" xmlns:mc="http://schemas.openxmlformats.org/markup-compatibility/2006" xmlns:aink="http://schemas.microsoft.com/office/drawing/2016/ink" xmlns:am3d="http://schemas.microsoft.com/office/drawing/2017/model3d" xmlns:o="urn:schemas-microsoft-com:office:office" xmlns:oel="http://schemas.microsoft.com/office/2019/extlst" xmlns:r="http://schemas.openxmlformats.org/officeDocument/2006/relationships" xmlns:m="http://schemas.openxmlformats.org/officeDocument/2006/math" xmlns:v="urn:schemas-microsoft-com:vml" xmlns:wp14="http://schemas.microsoft.com/office/word/2010/wordprocessingDrawing" xmlns:wp="http://schemas.openxmlformats.org/drawingml/2006/wordprocessingDrawing" xmlns:w10="urn:schemas-microsoft-com:office:word" xmlns:w="http://schemas.openxmlformats.org/wordprocessingml/2006/main" xmlns:w14="http://schemas.microsoft.com/office/word/2010/wordml" xmlns:w15="http://schemas.microsoft.com/office/word/2012/wordml" xmlns:w16cex="http://schemas.microsoft.com/office/word/2018/wordml/cex" xmlns:w16cid="http://schemas.microsoft.com/office/word/2016/wordml/cid" xmlns:w16="http://schemas.microsoft.com/office/word/2018/wordml" xmlns:w16sdtdh="http://schemas.microsoft.com/office/word/2020/wordml/sdtdatahash" xmlns:w16se="http://schemas.microsoft.com/office/word/2015/wordml/symex" xmlns:wpg="http://schemas.microsoft.com/office/word/2010/wordprocessingGroup" xmlns:wpi="http://schemas.microsoft.com/office/word/2010/wordprocessingInk" xmlns:wne="http://schemas.microsoft.com/office/word/2006/wordml" xmlns:wps="http://schemas.microsoft.com/office/word/2010/wordprocessingShape" mc:Ignorable="w14 w15 w16se w16cid w16 w16cex w16sdtdh wp14">
   <w:abstractNum w:abstractNumId="0" w15:restartNumberingAfterBreak="0">
-    <w:nsid w:val="89893AE2"/>
+    <w:nsid w:val="3E54A4C7"/>
     <w:multiLevelType w:val="hybridMultilevel"/>
     <w:tmpl w:val="25BE4216"/>
     <w:lvl w:ilvl="0" w:tplc="0409000F">

--- a/Website/static/downloads/showcase/pswriteoffice/patch-compliance-report.docx
+++ b/Website/static/downloads/showcase/pswriteoffice/patch-compliance-report.docx
@@ -718,7 +718,7 @@
             <wp:docPr id="1" name="chart"/>
             <a:graphic xmlns:a="http://schemas.openxmlformats.org/drawingml/2006/main">
               <a:graphicData uri="http://schemas.openxmlformats.org/drawingml/2006/chart">
-                <c:chart xmlns:p6="http://schemas.openxmlformats.org/officeDocument/2006/relationships" xmlns:c="http://schemas.openxmlformats.org/drawingml/2006/chart" p6:id="R9011fbd876a847b4"/>
+                <c:chart xmlns:p6="http://schemas.openxmlformats.org/officeDocument/2006/relationships" xmlns:c="http://schemas.openxmlformats.org/drawingml/2006/chart" p6:id="Rbe5556f514ec44c4"/>
               </a:graphicData>
             </a:graphic>
           </wp:inline>
@@ -766,8 +766,8 @@
       </w:r>
     </w:p>
     <w:sectPr>
-      <w:headerReference w:type="default" r:id="R6c6a93d063874212"/>
-      <w:footerReference w:type="default" r:id="Rddfc99e0ffbd4e66"/>
+      <w:headerReference w:type="default" r:id="Rdfb4f051812a4815"/>
+      <w:footerReference w:type="default" r:id="R1d56ee042ff0444a"/>
       <w:pgSz w:w="12240" w:h="15840" w:code="1"/>
       <w:pgMar w:top="1440" w:right="1440" w:bottom="1440" w:left="1440" w:header="720" w:footer="720" w:gutter="0"/>
     </w:sectPr>
@@ -845,7 +845,7 @@
 <file path=word/numbering.xml><?xml version="1.0" encoding="utf-8"?>
 <w:numbering xmlns:wpc="http://schemas.microsoft.com/office/word/2010/wordprocessingCanvas" xmlns:cx="http://schemas.microsoft.com/office/drawing/2014/chartex" xmlns:cx1="http://schemas.microsoft.com/office/drawing/2015/9/8/chartex" xmlns:cx2="http://schemas.microsoft.com/office/drawing/2015/10/21/chartex" xmlns:cx3="http://schemas.microsoft.com/office/drawing/2016/5/9/chartex" xmlns:cx4="http://schemas.microsoft.com/office/drawing/2016/5/10/chartex" xmlns:cx5="http://schemas.microsoft.com/office/drawing/2016/5/11/chartex" xmlns:cx6="http://schemas.microsoft.com/office/drawing/2016/5/12/chartex" xmlns:cx7="http://schemas.microsoft.com/office/drawing/2016/5/13/chartex" xmlns:cx8="http://schemas.microsoft.com/office/drawing/2016/5/14/chartex" xmlns:mc="http://schemas.openxmlformats.org/markup-compatibility/2006" xmlns:aink="http://schemas.microsoft.com/office/drawing/2016/ink" xmlns:am3d="http://schemas.microsoft.com/office/drawing/2017/model3d" xmlns:o="urn:schemas-microsoft-com:office:office" xmlns:oel="http://schemas.microsoft.com/office/2019/extlst" xmlns:r="http://schemas.openxmlformats.org/officeDocument/2006/relationships" xmlns:m="http://schemas.openxmlformats.org/officeDocument/2006/math" xmlns:v="urn:schemas-microsoft-com:vml" xmlns:wp14="http://schemas.microsoft.com/office/word/2010/wordprocessingDrawing" xmlns:wp="http://schemas.openxmlformats.org/drawingml/2006/wordprocessingDrawing" xmlns:w10="urn:schemas-microsoft-com:office:word" xmlns:w="http://schemas.openxmlformats.org/wordprocessingml/2006/main" xmlns:w14="http://schemas.microsoft.com/office/word/2010/wordml" xmlns:w15="http://schemas.microsoft.com/office/word/2012/wordml" xmlns:w16cex="http://schemas.microsoft.com/office/word/2018/wordml/cex" xmlns:w16cid="http://schemas.microsoft.com/office/word/2016/wordml/cid" xmlns:w16="http://schemas.microsoft.com/office/word/2018/wordml" xmlns:w16sdtdh="http://schemas.microsoft.com/office/word/2020/wordml/sdtdatahash" xmlns:w16se="http://schemas.microsoft.com/office/word/2015/wordml/symex" xmlns:wpg="http://schemas.microsoft.com/office/word/2010/wordprocessingGroup" xmlns:wpi="http://schemas.microsoft.com/office/word/2010/wordprocessingInk" xmlns:wne="http://schemas.microsoft.com/office/word/2006/wordml" xmlns:wps="http://schemas.microsoft.com/office/word/2010/wordprocessingShape" mc:Ignorable="w14 w15 w16se w16cid w16 w16cex w16sdtdh wp14">
   <w:abstractNum w:abstractNumId="0" w15:restartNumberingAfterBreak="0">
-    <w:nsid w:val="3E54A4C7"/>
+    <w:nsid w:val="8972D431"/>
     <w:multiLevelType w:val="hybridMultilevel"/>
     <w:tmpl w:val="25BE4216"/>
     <w:lvl w:ilvl="0" w:tplc="0409000F">

--- a/Website/static/downloads/showcase/pswriteoffice/patch-compliance-report.docx
+++ b/Website/static/downloads/showcase/pswriteoffice/patch-compliance-report.docx
@@ -718,7 +718,7 @@
             <wp:docPr id="1" name="chart"/>
             <a:graphic xmlns:a="http://schemas.openxmlformats.org/drawingml/2006/main">
               <a:graphicData uri="http://schemas.openxmlformats.org/drawingml/2006/chart">
-                <c:chart xmlns:p6="http://schemas.openxmlformats.org/officeDocument/2006/relationships" xmlns:c="http://schemas.openxmlformats.org/drawingml/2006/chart" p6:id="Rbe5556f514ec44c4"/>
+                <c:chart xmlns:p6="http://schemas.openxmlformats.org/officeDocument/2006/relationships" xmlns:c="http://schemas.openxmlformats.org/drawingml/2006/chart" p6:id="Rb2867eb2c0514c9a"/>
               </a:graphicData>
             </a:graphic>
           </wp:inline>
@@ -766,8 +766,8 @@
       </w:r>
     </w:p>
     <w:sectPr>
-      <w:headerReference w:type="default" r:id="Rdfb4f051812a4815"/>
-      <w:footerReference w:type="default" r:id="R1d56ee042ff0444a"/>
+      <w:headerReference w:type="default" r:id="Rc0adca308b1c4573"/>
+      <w:footerReference w:type="default" r:id="R56103dcba9a646c1"/>
       <w:pgSz w:w="12240" w:h="15840" w:code="1"/>
       <w:pgMar w:top="1440" w:right="1440" w:bottom="1440" w:left="1440" w:header="720" w:footer="720" w:gutter="0"/>
     </w:sectPr>
@@ -845,7 +845,7 @@
 <file path=word/numbering.xml><?xml version="1.0" encoding="utf-8"?>
 <w:numbering xmlns:wpc="http://schemas.microsoft.com/office/word/2010/wordprocessingCanvas" xmlns:cx="http://schemas.microsoft.com/office/drawing/2014/chartex" xmlns:cx1="http://schemas.microsoft.com/office/drawing/2015/9/8/chartex" xmlns:cx2="http://schemas.microsoft.com/office/drawing/2015/10/21/chartex" xmlns:cx3="http://schemas.microsoft.com/office/drawing/2016/5/9/chartex" xmlns:cx4="http://schemas.microsoft.com/office/drawing/2016/5/10/chartex" xmlns:cx5="http://schemas.microsoft.com/office/drawing/2016/5/11/chartex" xmlns:cx6="http://schemas.microsoft.com/office/drawing/2016/5/12/chartex" xmlns:cx7="http://schemas.microsoft.com/office/drawing/2016/5/13/chartex" xmlns:cx8="http://schemas.microsoft.com/office/drawing/2016/5/14/chartex" xmlns:mc="http://schemas.openxmlformats.org/markup-compatibility/2006" xmlns:aink="http://schemas.microsoft.com/office/drawing/2016/ink" xmlns:am3d="http://schemas.microsoft.com/office/drawing/2017/model3d" xmlns:o="urn:schemas-microsoft-com:office:office" xmlns:oel="http://schemas.microsoft.com/office/2019/extlst" xmlns:r="http://schemas.openxmlformats.org/officeDocument/2006/relationships" xmlns:m="http://schemas.openxmlformats.org/officeDocument/2006/math" xmlns:v="urn:schemas-microsoft-com:vml" xmlns:wp14="http://schemas.microsoft.com/office/word/2010/wordprocessingDrawing" xmlns:wp="http://schemas.openxmlformats.org/drawingml/2006/wordprocessingDrawing" xmlns:w10="urn:schemas-microsoft-com:office:word" xmlns:w="http://schemas.openxmlformats.org/wordprocessingml/2006/main" xmlns:w14="http://schemas.microsoft.com/office/word/2010/wordml" xmlns:w15="http://schemas.microsoft.com/office/word/2012/wordml" xmlns:w16cex="http://schemas.microsoft.com/office/word/2018/wordml/cex" xmlns:w16cid="http://schemas.microsoft.com/office/word/2016/wordml/cid" xmlns:w16="http://schemas.microsoft.com/office/word/2018/wordml" xmlns:w16sdtdh="http://schemas.microsoft.com/office/word/2020/wordml/sdtdatahash" xmlns:w16se="http://schemas.microsoft.com/office/word/2015/wordml/symex" xmlns:wpg="http://schemas.microsoft.com/office/word/2010/wordprocessingGroup" xmlns:wpi="http://schemas.microsoft.com/office/word/2010/wordprocessingInk" xmlns:wne="http://schemas.microsoft.com/office/word/2006/wordml" xmlns:wps="http://schemas.microsoft.com/office/word/2010/wordprocessingShape" mc:Ignorable="w14 w15 w16se w16cid w16 w16cex w16sdtdh wp14">
   <w:abstractNum w:abstractNumId="0" w15:restartNumberingAfterBreak="0">
-    <w:nsid w:val="8972D431"/>
+    <w:nsid w:val="F7C52AB4"/>
     <w:multiLevelType w:val="hybridMultilevel"/>
     <w:tmpl w:val="25BE4216"/>
     <w:lvl w:ilvl="0" w:tplc="0409000F">

--- a/Website/static/downloads/showcase/pswriteoffice/patch-compliance-report.docx
+++ b/Website/static/downloads/showcase/pswriteoffice/patch-compliance-report.docx
@@ -718,7 +718,7 @@
             <wp:docPr id="1" name="chart"/>
             <a:graphic xmlns:a="http://schemas.openxmlformats.org/drawingml/2006/main">
               <a:graphicData uri="http://schemas.openxmlformats.org/drawingml/2006/chart">
-                <c:chart xmlns:p6="http://schemas.openxmlformats.org/officeDocument/2006/relationships" xmlns:c="http://schemas.openxmlformats.org/drawingml/2006/chart" p6:id="Rb2867eb2c0514c9a"/>
+                <c:chart xmlns:p6="http://schemas.openxmlformats.org/officeDocument/2006/relationships" xmlns:c="http://schemas.openxmlformats.org/drawingml/2006/chart" p6:id="R6033fbb8699d4834"/>
               </a:graphicData>
             </a:graphic>
           </wp:inline>
@@ -766,8 +766,8 @@
       </w:r>
     </w:p>
     <w:sectPr>
-      <w:headerReference w:type="default" r:id="Rc0adca308b1c4573"/>
-      <w:footerReference w:type="default" r:id="R56103dcba9a646c1"/>
+      <w:headerReference w:type="default" r:id="R20767efad25c4aab"/>
+      <w:footerReference w:type="default" r:id="R2e1f0f98abbd4e50"/>
       <w:pgSz w:w="12240" w:h="15840" w:code="1"/>
       <w:pgMar w:top="1440" w:right="1440" w:bottom="1440" w:left="1440" w:header="720" w:footer="720" w:gutter="0"/>
     </w:sectPr>
@@ -845,7 +845,7 @@
 <file path=word/numbering.xml><?xml version="1.0" encoding="utf-8"?>
 <w:numbering xmlns:wpc="http://schemas.microsoft.com/office/word/2010/wordprocessingCanvas" xmlns:cx="http://schemas.microsoft.com/office/drawing/2014/chartex" xmlns:cx1="http://schemas.microsoft.com/office/drawing/2015/9/8/chartex" xmlns:cx2="http://schemas.microsoft.com/office/drawing/2015/10/21/chartex" xmlns:cx3="http://schemas.microsoft.com/office/drawing/2016/5/9/chartex" xmlns:cx4="http://schemas.microsoft.com/office/drawing/2016/5/10/chartex" xmlns:cx5="http://schemas.microsoft.com/office/drawing/2016/5/11/chartex" xmlns:cx6="http://schemas.microsoft.com/office/drawing/2016/5/12/chartex" xmlns:cx7="http://schemas.microsoft.com/office/drawing/2016/5/13/chartex" xmlns:cx8="http://schemas.microsoft.com/office/drawing/2016/5/14/chartex" xmlns:mc="http://schemas.openxmlformats.org/markup-compatibility/2006" xmlns:aink="http://schemas.microsoft.com/office/drawing/2016/ink" xmlns:am3d="http://schemas.microsoft.com/office/drawing/2017/model3d" xmlns:o="urn:schemas-microsoft-com:office:office" xmlns:oel="http://schemas.microsoft.com/office/2019/extlst" xmlns:r="http://schemas.openxmlformats.org/officeDocument/2006/relationships" xmlns:m="http://schemas.openxmlformats.org/officeDocument/2006/math" xmlns:v="urn:schemas-microsoft-com:vml" xmlns:wp14="http://schemas.microsoft.com/office/word/2010/wordprocessingDrawing" xmlns:wp="http://schemas.openxmlformats.org/drawingml/2006/wordprocessingDrawing" xmlns:w10="urn:schemas-microsoft-com:office:word" xmlns:w="http://schemas.openxmlformats.org/wordprocessingml/2006/main" xmlns:w14="http://schemas.microsoft.com/office/word/2010/wordml" xmlns:w15="http://schemas.microsoft.com/office/word/2012/wordml" xmlns:w16cex="http://schemas.microsoft.com/office/word/2018/wordml/cex" xmlns:w16cid="http://schemas.microsoft.com/office/word/2016/wordml/cid" xmlns:w16="http://schemas.microsoft.com/office/word/2018/wordml" xmlns:w16sdtdh="http://schemas.microsoft.com/office/word/2020/wordml/sdtdatahash" xmlns:w16se="http://schemas.microsoft.com/office/word/2015/wordml/symex" xmlns:wpg="http://schemas.microsoft.com/office/word/2010/wordprocessingGroup" xmlns:wpi="http://schemas.microsoft.com/office/word/2010/wordprocessingInk" xmlns:wne="http://schemas.microsoft.com/office/word/2006/wordml" xmlns:wps="http://schemas.microsoft.com/office/word/2010/wordprocessingShape" mc:Ignorable="w14 w15 w16se w16cid w16 w16cex w16sdtdh wp14">
   <w:abstractNum w:abstractNumId="0" w15:restartNumberingAfterBreak="0">
-    <w:nsid w:val="F7C52AB4"/>
+    <w:nsid w:val="19D032B1"/>
     <w:multiLevelType w:val="hybridMultilevel"/>
     <w:tmpl w:val="25BE4216"/>
     <w:lvl w:ilvl="0" w:tplc="0409000F">

--- a/Website/static/downloads/showcase/pswriteoffice/patch-compliance-report.docx
+++ b/Website/static/downloads/showcase/pswriteoffice/patch-compliance-report.docx
@@ -718,7 +718,7 @@
             <wp:docPr id="1" name="chart"/>
             <a:graphic xmlns:a="http://schemas.openxmlformats.org/drawingml/2006/main">
               <a:graphicData uri="http://schemas.openxmlformats.org/drawingml/2006/chart">
-                <c:chart xmlns:p6="http://schemas.openxmlformats.org/officeDocument/2006/relationships" xmlns:c="http://schemas.openxmlformats.org/drawingml/2006/chart" p6:id="R6033fbb8699d4834"/>
+                <c:chart xmlns:p6="http://schemas.openxmlformats.org/officeDocument/2006/relationships" xmlns:c="http://schemas.openxmlformats.org/drawingml/2006/chart" p6:id="Rc1ad409590754fb8"/>
               </a:graphicData>
             </a:graphic>
           </wp:inline>
@@ -766,8 +766,8 @@
       </w:r>
     </w:p>
     <w:sectPr>
-      <w:headerReference w:type="default" r:id="R20767efad25c4aab"/>
-      <w:footerReference w:type="default" r:id="R2e1f0f98abbd4e50"/>
+      <w:headerReference w:type="default" r:id="R428c46c5fa5148a3"/>
+      <w:footerReference w:type="default" r:id="R7ff937acc51f41e5"/>
       <w:pgSz w:w="12240" w:h="15840" w:code="1"/>
       <w:pgMar w:top="1440" w:right="1440" w:bottom="1440" w:left="1440" w:header="720" w:footer="720" w:gutter="0"/>
     </w:sectPr>
@@ -845,7 +845,7 @@
 <file path=word/numbering.xml><?xml version="1.0" encoding="utf-8"?>
 <w:numbering xmlns:wpc="http://schemas.microsoft.com/office/word/2010/wordprocessingCanvas" xmlns:cx="http://schemas.microsoft.com/office/drawing/2014/chartex" xmlns:cx1="http://schemas.microsoft.com/office/drawing/2015/9/8/chartex" xmlns:cx2="http://schemas.microsoft.com/office/drawing/2015/10/21/chartex" xmlns:cx3="http://schemas.microsoft.com/office/drawing/2016/5/9/chartex" xmlns:cx4="http://schemas.microsoft.com/office/drawing/2016/5/10/chartex" xmlns:cx5="http://schemas.microsoft.com/office/drawing/2016/5/11/chartex" xmlns:cx6="http://schemas.microsoft.com/office/drawing/2016/5/12/chartex" xmlns:cx7="http://schemas.microsoft.com/office/drawing/2016/5/13/chartex" xmlns:cx8="http://schemas.microsoft.com/office/drawing/2016/5/14/chartex" xmlns:mc="http://schemas.openxmlformats.org/markup-compatibility/2006" xmlns:aink="http://schemas.microsoft.com/office/drawing/2016/ink" xmlns:am3d="http://schemas.microsoft.com/office/drawing/2017/model3d" xmlns:o="urn:schemas-microsoft-com:office:office" xmlns:oel="http://schemas.microsoft.com/office/2019/extlst" xmlns:r="http://schemas.openxmlformats.org/officeDocument/2006/relationships" xmlns:m="http://schemas.openxmlformats.org/officeDocument/2006/math" xmlns:v="urn:schemas-microsoft-com:vml" xmlns:wp14="http://schemas.microsoft.com/office/word/2010/wordprocessingDrawing" xmlns:wp="http://schemas.openxmlformats.org/drawingml/2006/wordprocessingDrawing" xmlns:w10="urn:schemas-microsoft-com:office:word" xmlns:w="http://schemas.openxmlformats.org/wordprocessingml/2006/main" xmlns:w14="http://schemas.microsoft.com/office/word/2010/wordml" xmlns:w15="http://schemas.microsoft.com/office/word/2012/wordml" xmlns:w16cex="http://schemas.microsoft.com/office/word/2018/wordml/cex" xmlns:w16cid="http://schemas.microsoft.com/office/word/2016/wordml/cid" xmlns:w16="http://schemas.microsoft.com/office/word/2018/wordml" xmlns:w16sdtdh="http://schemas.microsoft.com/office/word/2020/wordml/sdtdatahash" xmlns:w16se="http://schemas.microsoft.com/office/word/2015/wordml/symex" xmlns:wpg="http://schemas.microsoft.com/office/word/2010/wordprocessingGroup" xmlns:wpi="http://schemas.microsoft.com/office/word/2010/wordprocessingInk" xmlns:wne="http://schemas.microsoft.com/office/word/2006/wordml" xmlns:wps="http://schemas.microsoft.com/office/word/2010/wordprocessingShape" mc:Ignorable="w14 w15 w16se w16cid w16 w16cex w16sdtdh wp14">
   <w:abstractNum w:abstractNumId="0" w15:restartNumberingAfterBreak="0">
-    <w:nsid w:val="19D032B1"/>
+    <w:nsid w:val="A7DB10F2"/>
     <w:multiLevelType w:val="hybridMultilevel"/>
     <w:tmpl w:val="25BE4216"/>
     <w:lvl w:ilvl="0" w:tplc="0409000F">
@@ -932,33 +932,6 @@
   </w:abstractNum>
   <w:num w:numId="1">
     <w:abstractNumId w:val="0"/>
-    <w:lvlOverride w:ilvl="0">
-      <w:startOverride w:val="1"/>
-    </w:lvlOverride>
-    <w:lvlOverride w:ilvl="1">
-      <w:startOverride w:val="1"/>
-    </w:lvlOverride>
-    <w:lvlOverride w:ilvl="2">
-      <w:startOverride w:val="1"/>
-    </w:lvlOverride>
-    <w:lvlOverride w:ilvl="3">
-      <w:startOverride w:val="1"/>
-    </w:lvlOverride>
-    <w:lvlOverride w:ilvl="4">
-      <w:startOverride w:val="1"/>
-    </w:lvlOverride>
-    <w:lvlOverride w:ilvl="5">
-      <w:startOverride w:val="1"/>
-    </w:lvlOverride>
-    <w:lvlOverride w:ilvl="6">
-      <w:startOverride w:val="1"/>
-    </w:lvlOverride>
-    <w:lvlOverride w:ilvl="7">
-      <w:startOverride w:val="1"/>
-    </w:lvlOverride>
-    <w:lvlOverride w:ilvl="8">
-      <w:startOverride w:val="1"/>
-    </w:lvlOverride>
   </w:num>
 </w:numbering>
 </file>
@@ -11393,7 +11366,7 @@
       <c:layout/>
       <c:barChart xmlns:c="http://schemas.openxmlformats.org/drawingml/2006/chart">
         <c:barDir val="bar"/>
-        <c:grouping val="standard"/>
+        <c:grouping val="clustered"/>
         <c:ser>
           <c:idx val="0"/>
           <c:order val="0"/>
@@ -11523,9 +11496,9 @@
           <c:showSerName val="0"/>
           <c:showPercent val="1"/>
           <c:showBubbleSize val="0"/>
-          <c:showLeaderLines val="1"/>
+          <c:showLeaderLines val="0"/>
         </c:dLbls>
-        <c:gapWidth val="200"/>
+        <c:gapWidth val="150"/>
         <c:overlap val="0"/>
         <c:axId xmlns:c="http://schemas.openxmlformats.org/drawingml/2006/chart" val="148921729"/>
         <c:axId xmlns:c="http://schemas.openxmlformats.org/drawingml/2006/chart" val="148921730"/>
@@ -11536,7 +11509,7 @@
           <c:orientation val="minMax"/>
         </c:scaling>
         <c:delete val="0"/>
-        <c:axPos val="b"/>
+        <c:axPos val="l"/>
         <c:majorTickMark val="out"/>
         <c:minorTickMark val="none"/>
         <c:tickLblPos val="nextTo"/>
@@ -11553,7 +11526,7 @@
           <c:orientation val="minMax"/>
         </c:scaling>
         <c:delete val="0"/>
-        <c:axPos val="l"/>
+        <c:axPos val="b"/>
         <c:majorGridlines/>
         <c:numFmt formatCode="General" sourceLinked="0"/>
         <c:majorTickMark val="out"/>

--- a/Website/static/downloads/showcase/pswriteoffice/patch-compliance-report.docx
+++ b/Website/static/downloads/showcase/pswriteoffice/patch-compliance-report.docx
@@ -718,7 +718,7 @@
             <wp:docPr id="1" name="chart"/>
             <a:graphic xmlns:a="http://schemas.openxmlformats.org/drawingml/2006/main">
               <a:graphicData uri="http://schemas.openxmlformats.org/drawingml/2006/chart">
-                <c:chart xmlns:p6="http://schemas.openxmlformats.org/officeDocument/2006/relationships" xmlns:c="http://schemas.openxmlformats.org/drawingml/2006/chart" p6:id="Rc1ad409590754fb8"/>
+                <c:chart xmlns:p6="http://schemas.openxmlformats.org/officeDocument/2006/relationships" xmlns:c="http://schemas.openxmlformats.org/drawingml/2006/chart" p6:id="Rf684bff67bba44b6"/>
               </a:graphicData>
             </a:graphic>
           </wp:inline>
@@ -766,8 +766,8 @@
       </w:r>
     </w:p>
     <w:sectPr>
-      <w:headerReference w:type="default" r:id="R428c46c5fa5148a3"/>
-      <w:footerReference w:type="default" r:id="R7ff937acc51f41e5"/>
+      <w:headerReference w:type="default" r:id="R53a37b12930d4ea3"/>
+      <w:footerReference w:type="default" r:id="Rb491e7c98fcb40d5"/>
       <w:pgSz w:w="12240" w:h="15840" w:code="1"/>
       <w:pgMar w:top="1440" w:right="1440" w:bottom="1440" w:left="1440" w:header="720" w:footer="720" w:gutter="0"/>
     </w:sectPr>
@@ -783,6 +783,7 @@
 <w:ftr xmlns:w="http://schemas.openxmlformats.org/wordprocessingml/2006/main">
   <w:p>
     <w:pPr/>
+    <w:r/>
     <w:fldSimple w:instr=" PAGE  \* MERGEFORMAT " w:dirty="true">
       <w:r>
         <w:rPr>
@@ -792,6 +793,7 @@
       </w:r>
     </w:fldSimple>
     <w:r>
+      <w:rPr/>
       <w:t xml:space="preserve"> of </w:t>
     </w:r>
     <w:fldSimple w:instr=" NUMPAGES  \* MERGEFORMAT " w:dirty="true">
@@ -845,7 +847,7 @@
 <file path=word/numbering.xml><?xml version="1.0" encoding="utf-8"?>
 <w:numbering xmlns:wpc="http://schemas.microsoft.com/office/word/2010/wordprocessingCanvas" xmlns:cx="http://schemas.microsoft.com/office/drawing/2014/chartex" xmlns:cx1="http://schemas.microsoft.com/office/drawing/2015/9/8/chartex" xmlns:cx2="http://schemas.microsoft.com/office/drawing/2015/10/21/chartex" xmlns:cx3="http://schemas.microsoft.com/office/drawing/2016/5/9/chartex" xmlns:cx4="http://schemas.microsoft.com/office/drawing/2016/5/10/chartex" xmlns:cx5="http://schemas.microsoft.com/office/drawing/2016/5/11/chartex" xmlns:cx6="http://schemas.microsoft.com/office/drawing/2016/5/12/chartex" xmlns:cx7="http://schemas.microsoft.com/office/drawing/2016/5/13/chartex" xmlns:cx8="http://schemas.microsoft.com/office/drawing/2016/5/14/chartex" xmlns:mc="http://schemas.openxmlformats.org/markup-compatibility/2006" xmlns:aink="http://schemas.microsoft.com/office/drawing/2016/ink" xmlns:am3d="http://schemas.microsoft.com/office/drawing/2017/model3d" xmlns:o="urn:schemas-microsoft-com:office:office" xmlns:oel="http://schemas.microsoft.com/office/2019/extlst" xmlns:r="http://schemas.openxmlformats.org/officeDocument/2006/relationships" xmlns:m="http://schemas.openxmlformats.org/officeDocument/2006/math" xmlns:v="urn:schemas-microsoft-com:vml" xmlns:wp14="http://schemas.microsoft.com/office/word/2010/wordprocessingDrawing" xmlns:wp="http://schemas.openxmlformats.org/drawingml/2006/wordprocessingDrawing" xmlns:w10="urn:schemas-microsoft-com:office:word" xmlns:w="http://schemas.openxmlformats.org/wordprocessingml/2006/main" xmlns:w14="http://schemas.microsoft.com/office/word/2010/wordml" xmlns:w15="http://schemas.microsoft.com/office/word/2012/wordml" xmlns:w16cex="http://schemas.microsoft.com/office/word/2018/wordml/cex" xmlns:w16cid="http://schemas.microsoft.com/office/word/2016/wordml/cid" xmlns:w16="http://schemas.microsoft.com/office/word/2018/wordml" xmlns:w16sdtdh="http://schemas.microsoft.com/office/word/2020/wordml/sdtdatahash" xmlns:w16se="http://schemas.microsoft.com/office/word/2015/wordml/symex" xmlns:wpg="http://schemas.microsoft.com/office/word/2010/wordprocessingGroup" xmlns:wpi="http://schemas.microsoft.com/office/word/2010/wordprocessingInk" xmlns:wne="http://schemas.microsoft.com/office/word/2006/wordml" xmlns:wps="http://schemas.microsoft.com/office/word/2010/wordprocessingShape" mc:Ignorable="w14 w15 w16se w16cid w16 w16cex w16sdtdh wp14">
   <w:abstractNum w:abstractNumId="0" w15:restartNumberingAfterBreak="0">
-    <w:nsid w:val="A7DB10F2"/>
+    <w:nsid w:val="94777652"/>
     <w:multiLevelType w:val="hybridMultilevel"/>
     <w:tmpl w:val="25BE4216"/>
     <w:lvl w:ilvl="0" w:tplc="0409000F">

--- a/Website/static/downloads/showcase/pswriteoffice/patch-compliance-report.docx
+++ b/Website/static/downloads/showcase/pswriteoffice/patch-compliance-report.docx
@@ -9,8 +9,8 @@
       </w:pPr>
       <w:r>
         <w:rPr>
-          <w:b/>
-          <w:bCs/>
+          <w:b w:val="true"/>
+          <w:bCs w:val="true"/>
           <w:color w:val="17365D"/>
           <w:sz w:val="52"/>
         </w:rPr>
@@ -21,8 +21,8 @@
       <w:pPr/>
       <w:r>
         <w:rPr>
-          <w:b/>
-          <w:bCs/>
+          <w:b w:val="true"/>
+          <w:bCs w:val="true"/>
           <w:color w:val="166534"/>
           <w:sz w:val="40"/>
         </w:rPr>
@@ -43,8 +43,8 @@
       </w:pPr>
       <w:r>
         <w:rPr>
-          <w:b/>
-          <w:bCs/>
+          <w:b w:val="true"/>
+          <w:bCs w:val="true"/>
           <w:color w:val="17365D"/>
           <w:sz w:val="30"/>
         </w:rPr>
@@ -718,7 +718,7 @@
             <wp:docPr id="1" name="chart"/>
             <a:graphic xmlns:a="http://schemas.openxmlformats.org/drawingml/2006/main">
               <a:graphicData uri="http://schemas.openxmlformats.org/drawingml/2006/chart">
-                <c:chart xmlns:p6="http://schemas.openxmlformats.org/officeDocument/2006/relationships" xmlns:c="http://schemas.openxmlformats.org/drawingml/2006/chart" p6:id="Rf684bff67bba44b6"/>
+                <c:chart xmlns:p6="http://schemas.openxmlformats.org/officeDocument/2006/relationships" xmlns:c="http://schemas.openxmlformats.org/drawingml/2006/chart" p6:id="Rd133c7a96e8a49b0"/>
               </a:graphicData>
             </a:graphic>
           </wp:inline>
@@ -733,8 +733,8 @@
       </w:pPr>
       <w:r>
         <w:rPr>
-          <w:b/>
-          <w:bCs/>
+          <w:b w:val="true"/>
+          <w:bCs w:val="true"/>
           <w:color w:val="17365D"/>
           <w:sz w:val="30"/>
         </w:rPr>
@@ -766,8 +766,8 @@
       </w:r>
     </w:p>
     <w:sectPr>
-      <w:headerReference w:type="default" r:id="R53a37b12930d4ea3"/>
-      <w:footerReference w:type="default" r:id="Rb491e7c98fcb40d5"/>
+      <w:headerReference w:type="default" r:id="R5f1763be49434e62"/>
+      <w:footerReference w:type="default" r:id="R33208132cbee44af"/>
       <w:pgSz w:w="12240" w:h="15840" w:code="1"/>
       <w:pgMar w:top="1440" w:right="1440" w:bottom="1440" w:left="1440" w:header="720" w:footer="720" w:gutter="0"/>
     </w:sectPr>
@@ -847,7 +847,7 @@
 <file path=word/numbering.xml><?xml version="1.0" encoding="utf-8"?>
 <w:numbering xmlns:wpc="http://schemas.microsoft.com/office/word/2010/wordprocessingCanvas" xmlns:cx="http://schemas.microsoft.com/office/drawing/2014/chartex" xmlns:cx1="http://schemas.microsoft.com/office/drawing/2015/9/8/chartex" xmlns:cx2="http://schemas.microsoft.com/office/drawing/2015/10/21/chartex" xmlns:cx3="http://schemas.microsoft.com/office/drawing/2016/5/9/chartex" xmlns:cx4="http://schemas.microsoft.com/office/drawing/2016/5/10/chartex" xmlns:cx5="http://schemas.microsoft.com/office/drawing/2016/5/11/chartex" xmlns:cx6="http://schemas.microsoft.com/office/drawing/2016/5/12/chartex" xmlns:cx7="http://schemas.microsoft.com/office/drawing/2016/5/13/chartex" xmlns:cx8="http://schemas.microsoft.com/office/drawing/2016/5/14/chartex" xmlns:mc="http://schemas.openxmlformats.org/markup-compatibility/2006" xmlns:aink="http://schemas.microsoft.com/office/drawing/2016/ink" xmlns:am3d="http://schemas.microsoft.com/office/drawing/2017/model3d" xmlns:o="urn:schemas-microsoft-com:office:office" xmlns:oel="http://schemas.microsoft.com/office/2019/extlst" xmlns:r="http://schemas.openxmlformats.org/officeDocument/2006/relationships" xmlns:m="http://schemas.openxmlformats.org/officeDocument/2006/math" xmlns:v="urn:schemas-microsoft-com:vml" xmlns:wp14="http://schemas.microsoft.com/office/word/2010/wordprocessingDrawing" xmlns:wp="http://schemas.openxmlformats.org/drawingml/2006/wordprocessingDrawing" xmlns:w10="urn:schemas-microsoft-com:office:word" xmlns:w="http://schemas.openxmlformats.org/wordprocessingml/2006/main" xmlns:w14="http://schemas.microsoft.com/office/word/2010/wordml" xmlns:w15="http://schemas.microsoft.com/office/word/2012/wordml" xmlns:w16cex="http://schemas.microsoft.com/office/word/2018/wordml/cex" xmlns:w16cid="http://schemas.microsoft.com/office/word/2016/wordml/cid" xmlns:w16="http://schemas.microsoft.com/office/word/2018/wordml" xmlns:w16sdtdh="http://schemas.microsoft.com/office/word/2020/wordml/sdtdatahash" xmlns:w16se="http://schemas.microsoft.com/office/word/2015/wordml/symex" xmlns:wpg="http://schemas.microsoft.com/office/word/2010/wordprocessingGroup" xmlns:wpi="http://schemas.microsoft.com/office/word/2010/wordprocessingInk" xmlns:wne="http://schemas.microsoft.com/office/word/2006/wordml" xmlns:wps="http://schemas.microsoft.com/office/word/2010/wordprocessingShape" mc:Ignorable="w14 w15 w16se w16cid w16 w16cex w16sdtdh wp14">
   <w:abstractNum w:abstractNumId="0" w15:restartNumberingAfterBreak="0">
-    <w:nsid w:val="94777652"/>
+    <w:nsid w:val="D8DC300A"/>
     <w:multiLevelType w:val="hybridMultilevel"/>
     <w:tmpl w:val="25BE4216"/>
     <w:lvl w:ilvl="0" w:tplc="0409000F">
@@ -943,7 +943,8 @@
   <w:docDefaults>
     <w:rPrDefault>
       <w:rPr>
-        <w:rFonts w:asciiTheme="minorHAnsi" w:hAnsiTheme="minorHAnsi" w:eastAsiaTheme="minorHAnsi" w:cstheme="minorBidi"/>
+        <w:rFonts w:ascii="Aptos" w:hAnsi="Aptos" w:eastAsia="Aptos" w:cs="Aptos"/>
+        <w:color w:val="1B2433"/>
         <w:sz w:val="22"/>
         <w:szCs w:val="22"/>
         <w:lang w:val="en-US" w:eastAsia="en-US" w:bidi="ar-SA"/>
@@ -10876,18 +10877,19 @@
     <w:link w:val="Heading1Char"/>
     <w:uiPriority w:val="9"/>
     <w:qFormat/>
-    <w:rsid w:val="00973C6F"/>
     <w:pPr>
       <w:keepNext/>
       <w:keepLines/>
-      <w:spacing w:before="240" w:after="0"/>
+      <w:spacing w:before="360" w:after="120"/>
       <w:outlineLvl w:val="0"/>
     </w:pPr>
     <w:rPr>
-      <w:rFonts w:asciiTheme="majorHAnsi" w:hAnsiTheme="majorHAnsi" w:eastAsiaTheme="majorEastAsia" w:cstheme="majorBidi"/>
-      <w:color w:val="2F5496" w:themeColor="accent1" w:themeShade="BF"/>
-      <w:sz w:val="32"/>
-      <w:szCs w:val="32"/>
+      <w:rFonts w:asciiTheme="minorHAnsi" w:hAnsiTheme="minorHAnsi" w:eastAsiaTheme="minorEastAsia" w:cstheme="minorBidi"/>
+      <w:b/>
+      <w:bCs/>
+      <w:color w:val="1B2433"/>
+      <w:sz w:val="40"/>
+      <w:szCs w:val="40"/>
     </w:rPr>
   </w:style>
   <w:style w:type="paragraph" w:styleId="Heading2">
@@ -10897,19 +10899,19 @@
     <w:link w:val="Heading2Char"/>
     <w:uiPriority w:val="9"/>
     <w:unhideWhenUsed/>
-    <w:qFormat/>
-    <w:rsid w:val="00973C6F"/>
     <w:pPr>
       <w:keepNext/>
       <w:keepLines/>
-      <w:spacing w:before="40" w:after="0"/>
+      <w:spacing w:before="280" w:after="80"/>
       <w:outlineLvl w:val="1"/>
     </w:pPr>
     <w:rPr>
-      <w:rFonts w:asciiTheme="majorHAnsi" w:hAnsiTheme="majorHAnsi" w:eastAsiaTheme="majorEastAsia" w:cstheme="majorBidi"/>
-      <w:color w:val="2F5496" w:themeColor="accent1" w:themeShade="BF"/>
-      <w:sz w:val="26"/>
-      <w:szCs w:val="26"/>
+      <w:rFonts w:asciiTheme="minorHAnsi" w:hAnsiTheme="minorHAnsi" w:eastAsiaTheme="minorEastAsia" w:cstheme="minorBidi"/>
+      <w:b/>
+      <w:bCs/>
+      <w:color w:val="1B2433"/>
+      <w:sz w:val="30"/>
+      <w:szCs w:val="30"/>
     </w:rPr>
   </w:style>
   <w:style w:type="paragraph" w:styleId="Heading3">
@@ -10918,21 +10920,20 @@
     <w:next w:val="Normal"/>
     <w:link w:val="Heading3Char"/>
     <w:uiPriority w:val="9"/>
-    <w:semiHidden/>
     <w:unhideWhenUsed/>
-    <w:qFormat/>
-    <w:rsid w:val="00700ED2"/>
     <w:pPr>
       <w:keepNext/>
       <w:keepLines/>
-      <w:spacing w:before="40" w:after="0"/>
+      <w:spacing w:before="240" w:after="60"/>
       <w:outlineLvl w:val="2"/>
     </w:pPr>
     <w:rPr>
-      <w:rFonts w:asciiTheme="majorHAnsi" w:hAnsiTheme="majorHAnsi" w:eastAsiaTheme="majorEastAsia" w:cstheme="majorBidi"/>
-      <w:color w:val="1F3763" w:themeColor="accent1" w:themeShade="7F"/>
-      <w:sz w:val="24"/>
-      <w:szCs w:val="24"/>
+      <w:rFonts w:asciiTheme="minorHAnsi" w:hAnsiTheme="minorHAnsi" w:eastAsiaTheme="minorEastAsia" w:cstheme="minorBidi"/>
+      <w:b/>
+      <w:bCs/>
+      <w:color w:val="1B2433"/>
+      <w:sz w:val="25"/>
+      <w:szCs w:val="25"/>
     </w:rPr>
   </w:style>
   <w:style w:type="paragraph" w:styleId="Heading4">
@@ -10941,21 +10942,20 @@
     <w:next w:val="Normal"/>
     <w:link w:val="Heading4Char"/>
     <w:uiPriority w:val="9"/>
-    <w:semiHidden/>
     <w:unhideWhenUsed/>
-    <w:qFormat/>
-    <w:rsid w:val="00700ED2"/>
     <w:pPr>
       <w:keepNext/>
       <w:keepLines/>
-      <w:spacing w:before="40" w:after="0"/>
+      <w:spacing w:before="240" w:after="60"/>
       <w:outlineLvl w:val="3"/>
     </w:pPr>
     <w:rPr>
-      <w:rFonts w:asciiTheme="majorHAnsi" w:hAnsiTheme="majorHAnsi" w:eastAsiaTheme="majorEastAsia" w:cstheme="majorBidi"/>
-      <w:i/>
-      <w:iCs/>
-      <w:color w:val="2F5496" w:themeColor="accent1" w:themeShade="BF"/>
+      <w:rFonts w:asciiTheme="minorHAnsi" w:hAnsiTheme="minorHAnsi" w:eastAsiaTheme="minorEastAsia" w:cstheme="minorBidi"/>
+      <w:b/>
+      <w:bCs/>
+      <w:color w:val="1B2433"/>
+      <w:sz w:val="22"/>
+      <w:szCs w:val="22"/>
     </w:rPr>
   </w:style>
   <w:style w:type="paragraph" w:styleId="Heading5">
@@ -10964,19 +10964,20 @@
     <w:next w:val="Normal"/>
     <w:link w:val="Heading5Char"/>
     <w:uiPriority w:val="9"/>
-    <w:semiHidden/>
     <w:unhideWhenUsed/>
-    <w:qFormat/>
-    <w:rsid w:val="00700ED2"/>
     <w:pPr>
       <w:keepNext/>
       <w:keepLines/>
-      <w:spacing w:before="40" w:after="0"/>
+      <w:spacing w:before="240" w:after="60"/>
       <w:outlineLvl w:val="4"/>
     </w:pPr>
     <w:rPr>
-      <w:rFonts w:asciiTheme="majorHAnsi" w:hAnsiTheme="majorHAnsi" w:eastAsiaTheme="majorEastAsia" w:cstheme="majorBidi"/>
-      <w:color w:val="2F5496" w:themeColor="accent1" w:themeShade="BF"/>
+      <w:rFonts w:asciiTheme="minorHAnsi" w:hAnsiTheme="minorHAnsi" w:eastAsiaTheme="minorEastAsia" w:cstheme="minorBidi"/>
+      <w:b/>
+      <w:bCs/>
+      <w:color w:val="1B2433"/>
+      <w:sz w:val="22"/>
+      <w:szCs w:val="22"/>
     </w:rPr>
   </w:style>
   <w:style w:type="paragraph" w:styleId="Heading6">
@@ -10985,19 +10986,20 @@
     <w:next w:val="Normal"/>
     <w:link w:val="Heading6Char"/>
     <w:uiPriority w:val="9"/>
-    <w:semiHidden/>
     <w:unhideWhenUsed/>
-    <w:qFormat/>
-    <w:rsid w:val="00700ED2"/>
     <w:pPr>
       <w:keepNext/>
       <w:keepLines/>
-      <w:spacing w:before="40" w:after="0"/>
+      <w:spacing w:before="240" w:after="60"/>
       <w:outlineLvl w:val="5"/>
     </w:pPr>
     <w:rPr>
-      <w:rFonts w:asciiTheme="majorHAnsi" w:hAnsiTheme="majorHAnsi" w:eastAsiaTheme="majorEastAsia" w:cstheme="majorBidi"/>
-      <w:color w:val="1F3763" w:themeColor="accent1" w:themeShade="7F"/>
+      <w:rFonts w:asciiTheme="minorHAnsi" w:hAnsiTheme="minorHAnsi" w:eastAsiaTheme="minorEastAsia" w:cstheme="minorBidi"/>
+      <w:b/>
+      <w:bCs/>
+      <w:color w:val="1B2433"/>
+      <w:sz w:val="20"/>
+      <w:szCs w:val="20"/>
     </w:rPr>
   </w:style>
   <w:style w:type="paragraph" w:styleId="Heading7">
@@ -11082,6 +11084,43 @@
       <w:contextualSpacing/>
     </w:pPr>
   </w:style>
+  <w:style w:type="paragraph" w:styleId="Title">
+    <w:name w:val="Title"/>
+    <w:basedOn w:val="Normal"/>
+    <w:next w:val="Normal"/>
+    <w:uiPriority w:val="10"/>
+    <w:qFormat/>
+    <w:pPr>
+      <w:keepNext/>
+      <w:spacing w:before="0" w:after="120" w:line="240" w:lineRule="auto"/>
+      <w:contextualSpacing/>
+    </w:pPr>
+    <w:rPr>
+      <w:rFonts w:asciiTheme="minorHAnsi" w:hAnsiTheme="minorHAnsi" w:eastAsiaTheme="minorEastAsia" w:cstheme="minorBidi"/>
+      <w:b/>
+      <w:bCs/>
+      <w:color w:val="1B2433"/>
+      <w:kern w:val="28"/>
+      <w:sz w:val="56"/>
+      <w:szCs w:val="56"/>
+    </w:rPr>
+  </w:style>
+  <w:style w:type="paragraph" w:styleId="Subtitle">
+    <w:name w:val="Subtitle"/>
+    <w:basedOn w:val="Normal"/>
+    <w:next w:val="Normal"/>
+    <w:uiPriority w:val="11"/>
+    <w:qFormat/>
+    <w:pPr>
+      <w:keepNext/>
+      <w:spacing w:before="0" w:after="240"/>
+    </w:pPr>
+    <w:rPr>
+      <w:color w:val="3F64D7"/>
+      <w:sz w:val="25"/>
+      <w:szCs w:val="25"/>
+    </w:rPr>
+  </w:style>
   <w:style w:type="character" w:styleId="DefaultParagraphFont" w:default="true">
     <w:name w:val="Default Paragraph Font"/>
     <w:uiPriority w:val="1"/>
@@ -11093,12 +11132,15 @@
     <w:basedOn w:val="DefaultParagraphFont"/>
     <w:link w:val="Heading1"/>
     <w:uiPriority w:val="9"/>
-    <w:rsid w:val="00700ED2"/>
+    <w:semiHidden/>
+    <w:unhideWhenUsed/>
     <w:rPr>
-      <w:rFonts w:asciiTheme="majorHAnsi" w:hAnsiTheme="majorHAnsi" w:eastAsiaTheme="majorEastAsia" w:cstheme="majorBidi"/>
-      <w:color w:val="2F5496" w:themeColor="accent1" w:themeShade="BF"/>
-      <w:sz w:val="32"/>
-      <w:szCs w:val="32"/>
+      <w:rFonts w:asciiTheme="minorHAnsi" w:hAnsiTheme="minorHAnsi" w:eastAsiaTheme="minorEastAsia" w:cstheme="minorBidi"/>
+      <w:b/>
+      <w:bCs/>
+      <w:color w:val="1B2433"/>
+      <w:sz w:val="40"/>
+      <w:szCs w:val="40"/>
     </w:rPr>
   </w:style>
   <w:style w:type="character" w:styleId="Heading2Char" w:customStyle="true">
@@ -11107,12 +11149,14 @@
     <w:link w:val="Heading2"/>
     <w:uiPriority w:val="9"/>
     <w:semiHidden/>
-    <w:rsid w:val="00700ED2"/>
+    <w:unhideWhenUsed/>
     <w:rPr>
-      <w:rFonts w:asciiTheme="majorHAnsi" w:hAnsiTheme="majorHAnsi" w:eastAsiaTheme="majorEastAsia" w:cstheme="majorBidi"/>
-      <w:color w:val="2F5496" w:themeColor="accent1" w:themeShade="BF"/>
-      <w:sz w:val="26"/>
-      <w:szCs w:val="26"/>
+      <w:rFonts w:asciiTheme="minorHAnsi" w:hAnsiTheme="minorHAnsi" w:eastAsiaTheme="minorEastAsia" w:cstheme="minorBidi"/>
+      <w:b/>
+      <w:bCs/>
+      <w:color w:val="1B2433"/>
+      <w:sz w:val="30"/>
+      <w:szCs w:val="30"/>
     </w:rPr>
   </w:style>
   <w:style w:type="character" w:styleId="Heading3Char" w:customStyle="true">
@@ -11121,12 +11165,14 @@
     <w:link w:val="Heading3"/>
     <w:uiPriority w:val="9"/>
     <w:semiHidden/>
-    <w:rsid w:val="00700ED2"/>
+    <w:unhideWhenUsed/>
     <w:rPr>
-      <w:rFonts w:asciiTheme="majorHAnsi" w:hAnsiTheme="majorHAnsi" w:eastAsiaTheme="majorEastAsia" w:cstheme="majorBidi"/>
-      <w:color w:val="1F3763" w:themeColor="accent1" w:themeShade="7F"/>
-      <w:sz w:val="24"/>
-      <w:szCs w:val="24"/>
+      <w:rFonts w:asciiTheme="minorHAnsi" w:hAnsiTheme="minorHAnsi" w:eastAsiaTheme="minorEastAsia" w:cstheme="minorBidi"/>
+      <w:b/>
+      <w:bCs/>
+      <w:color w:val="1B2433"/>
+      <w:sz w:val="25"/>
+      <w:szCs w:val="25"/>
     </w:rPr>
   </w:style>
   <w:style w:type="character" w:styleId="Heading4Char" w:customStyle="true">
@@ -11135,12 +11181,14 @@
     <w:link w:val="Heading4"/>
     <w:uiPriority w:val="9"/>
     <w:semiHidden/>
-    <w:rsid w:val="00700ED2"/>
+    <w:unhideWhenUsed/>
     <w:rPr>
-      <w:rFonts w:asciiTheme="majorHAnsi" w:hAnsiTheme="majorHAnsi" w:eastAsiaTheme="majorEastAsia" w:cstheme="majorBidi"/>
-      <w:i/>
-      <w:iCs/>
-      <w:color w:val="2F5496" w:themeColor="accent1" w:themeShade="BF"/>
+      <w:rFonts w:asciiTheme="minorHAnsi" w:hAnsiTheme="minorHAnsi" w:eastAsiaTheme="minorEastAsia" w:cstheme="minorBidi"/>
+      <w:b/>
+      <w:bCs/>
+      <w:color w:val="1B2433"/>
+      <w:sz w:val="22"/>
+      <w:szCs w:val="22"/>
     </w:rPr>
   </w:style>
   <w:style w:type="character" w:styleId="Heading5Char" w:customStyle="true">
@@ -11149,10 +11197,14 @@
     <w:link w:val="Heading5"/>
     <w:uiPriority w:val="9"/>
     <w:semiHidden/>
-    <w:rsid w:val="00700ED2"/>
+    <w:unhideWhenUsed/>
     <w:rPr>
-      <w:rFonts w:asciiTheme="majorHAnsi" w:hAnsiTheme="majorHAnsi" w:eastAsiaTheme="majorEastAsia" w:cstheme="majorBidi"/>
-      <w:color w:val="2F5496" w:themeColor="accent1" w:themeShade="BF"/>
+      <w:rFonts w:asciiTheme="minorHAnsi" w:hAnsiTheme="minorHAnsi" w:eastAsiaTheme="minorEastAsia" w:cstheme="minorBidi"/>
+      <w:b/>
+      <w:bCs/>
+      <w:color w:val="1B2433"/>
+      <w:sz w:val="22"/>
+      <w:szCs w:val="22"/>
     </w:rPr>
   </w:style>
   <w:style w:type="character" w:styleId="Heading6Char" w:customStyle="true">
@@ -11161,10 +11213,14 @@
     <w:link w:val="Heading6"/>
     <w:uiPriority w:val="9"/>
     <w:semiHidden/>
-    <w:rsid w:val="00700ED2"/>
+    <w:unhideWhenUsed/>
     <w:rPr>
-      <w:rFonts w:asciiTheme="majorHAnsi" w:hAnsiTheme="majorHAnsi" w:eastAsiaTheme="majorEastAsia" w:cstheme="majorBidi"/>
-      <w:color w:val="1F3763" w:themeColor="accent1" w:themeShade="7F"/>
+      <w:rFonts w:asciiTheme="minorHAnsi" w:hAnsiTheme="minorHAnsi" w:eastAsiaTheme="minorEastAsia" w:cstheme="minorBidi"/>
+      <w:b/>
+      <w:bCs/>
+      <w:color w:val="1B2433"/>
+      <w:sz w:val="20"/>
+      <w:szCs w:val="20"/>
     </w:rPr>
   </w:style>
   <w:style w:type="character" w:styleId="Heading7Char" w:customStyle="true">
@@ -11338,6 +11394,203 @@
     <w:rPr>
       <w:vertAlign w:val="superscript"/>
     </w:rPr>
+  </w:style>
+  <w:style w:type="paragraph" w:styleId="TOCHeading">
+    <w:name w:val="TOC Heading"/>
+    <w:basedOn w:val="Heading1"/>
+    <w:next w:val="Normal"/>
+    <w:uiPriority w:val="39"/>
+    <w:unhideWhenUsed/>
+    <w:qFormat/>
+    <w:pPr>
+      <w:outlineLvl w:val="9"/>
+    </w:pPr>
+  </w:style>
+  <w:style w:type="paragraph" w:styleId="TOC1">
+    <w:name w:val="toc 1"/>
+    <w:basedOn w:val="Normal"/>
+    <w:next w:val="Normal"/>
+    <w:autoRedefine/>
+    <w:uiPriority w:val="39"/>
+    <w:unhideWhenUsed/>
+    <w:pPr>
+      <w:tabs>
+        <w:tab w:val="right" w:leader="dot" w:pos="9350"/>
+      </w:tabs>
+      <w:spacing w:after="100"/>
+    </w:pPr>
+  </w:style>
+  <w:style w:type="paragraph" w:styleId="TOC2">
+    <w:name w:val="toc 2"/>
+    <w:basedOn w:val="Normal"/>
+    <w:next w:val="Normal"/>
+    <w:autoRedefine/>
+    <w:uiPriority w:val="39"/>
+    <w:unhideWhenUsed/>
+    <w:pPr>
+      <w:tabs>
+        <w:tab w:val="right" w:leader="dot" w:pos="9350"/>
+      </w:tabs>
+      <w:spacing w:after="100"/>
+      <w:ind w:left="220"/>
+    </w:pPr>
+  </w:style>
+  <w:style w:type="paragraph" w:styleId="TOC3">
+    <w:name w:val="toc 3"/>
+    <w:basedOn w:val="Normal"/>
+    <w:next w:val="Normal"/>
+    <w:autoRedefine/>
+    <w:uiPriority w:val="39"/>
+    <w:unhideWhenUsed/>
+    <w:pPr>
+      <w:tabs>
+        <w:tab w:val="right" w:leader="dot" w:pos="9350"/>
+      </w:tabs>
+      <w:spacing w:after="100"/>
+      <w:ind w:left="440"/>
+    </w:pPr>
+  </w:style>
+  <w:style w:type="paragraph" w:styleId="TOC4">
+    <w:name w:val="toc 4"/>
+    <w:basedOn w:val="Normal"/>
+    <w:next w:val="Normal"/>
+    <w:autoRedefine/>
+    <w:uiPriority w:val="39"/>
+    <w:unhideWhenUsed/>
+    <w:pPr>
+      <w:tabs>
+        <w:tab w:val="right" w:leader="dot" w:pos="9350"/>
+      </w:tabs>
+      <w:spacing w:after="100"/>
+      <w:ind w:left="660"/>
+    </w:pPr>
+  </w:style>
+  <w:style w:type="paragraph" w:styleId="TOC5">
+    <w:name w:val="toc 5"/>
+    <w:basedOn w:val="Normal"/>
+    <w:next w:val="Normal"/>
+    <w:autoRedefine/>
+    <w:uiPriority w:val="39"/>
+    <w:unhideWhenUsed/>
+    <w:pPr>
+      <w:tabs>
+        <w:tab w:val="right" w:leader="dot" w:pos="9350"/>
+      </w:tabs>
+      <w:spacing w:after="100"/>
+      <w:ind w:left="880"/>
+    </w:pPr>
+  </w:style>
+  <w:style w:type="paragraph" w:styleId="TOC6">
+    <w:name w:val="toc 6"/>
+    <w:basedOn w:val="Normal"/>
+    <w:next w:val="Normal"/>
+    <w:autoRedefine/>
+    <w:uiPriority w:val="39"/>
+    <w:unhideWhenUsed/>
+    <w:pPr>
+      <w:tabs>
+        <w:tab w:val="right" w:leader="dot" w:pos="9350"/>
+      </w:tabs>
+      <w:spacing w:after="100"/>
+      <w:ind w:left="1100"/>
+    </w:pPr>
+  </w:style>
+  <w:style w:type="paragraph" w:styleId="TOC7">
+    <w:name w:val="toc 7"/>
+    <w:basedOn w:val="Normal"/>
+    <w:next w:val="Normal"/>
+    <w:autoRedefine/>
+    <w:uiPriority w:val="39"/>
+    <w:unhideWhenUsed/>
+    <w:pPr>
+      <w:tabs>
+        <w:tab w:val="right" w:leader="dot" w:pos="9350"/>
+      </w:tabs>
+      <w:spacing w:after="100"/>
+      <w:ind w:left="1320"/>
+    </w:pPr>
+  </w:style>
+  <w:style w:type="paragraph" w:styleId="TOC8">
+    <w:name w:val="toc 8"/>
+    <w:basedOn w:val="Normal"/>
+    <w:next w:val="Normal"/>
+    <w:autoRedefine/>
+    <w:uiPriority w:val="39"/>
+    <w:unhideWhenUsed/>
+    <w:pPr>
+      <w:tabs>
+        <w:tab w:val="right" w:leader="dot" w:pos="9350"/>
+      </w:tabs>
+      <w:spacing w:after="100"/>
+      <w:ind w:left="1540"/>
+    </w:pPr>
+  </w:style>
+  <w:style w:type="paragraph" w:styleId="TOC9">
+    <w:name w:val="toc 9"/>
+    <w:basedOn w:val="Normal"/>
+    <w:next w:val="Normal"/>
+    <w:autoRedefine/>
+    <w:uiPriority w:val="39"/>
+    <w:unhideWhenUsed/>
+    <w:pPr>
+      <w:tabs>
+        <w:tab w:val="right" w:leader="dot" w:pos="9350"/>
+      </w:tabs>
+      <w:spacing w:after="100"/>
+      <w:ind w:left="1760"/>
+    </w:pPr>
+  </w:style>
+  <w:style w:type="table" w:styleId="OfficeIMOModern">
+    <w:name w:val="OfficeIMO Modern"/>
+    <w:basedOn w:val="TableNormal"/>
+    <w:uiPriority w:val="40"/>
+    <w:pPr>
+      <w:spacing w:before="0" w:after="0" w:line="240" w:lineRule="auto"/>
+    </w:pPr>
+    <w:rPr>
+      <w:rFonts w:ascii="Aptos" w:hAnsi="Aptos" w:eastAsia="Aptos" w:cs="Aptos"/>
+      <w:color w:val="1B2433"/>
+      <w:sz w:val="20"/>
+      <w:szCs w:val="20"/>
+    </w:rPr>
+    <w:tblPr>
+      <w:tblStyleRowBandSize w:val="1"/>
+      <w:tblStyleColBandSize w:val="1"/>
+      <w:tblBorders>
+        <w:bottom w:val="single" w:color="DCE2EA" w:sz="4" w:space="0"/>
+        <w:insideH w:val="single" w:color="DCE2EA" w:sz="4" w:space="0"/>
+      </w:tblBorders>
+      <w:tblCellMar>
+        <w:top w:w="100" w:type="dxa"/>
+        <w:left w:w="140" w:type="dxa"/>
+        <w:bottom w:w="100" w:type="dxa"/>
+        <w:right w:w="140" w:type="dxa"/>
+      </w:tblCellMar>
+    </w:tblPr>
+    <w:tblStylePr w:type="firstRow">
+      <w:pPr>
+        <w:keepNext/>
+      </w:pPr>
+      <w:rPr>
+        <w:b w:val="true"/>
+        <w:bCs w:val="true"/>
+        <w:color w:val="1B2433"/>
+      </w:rPr>
+      <w:trPr>
+        <w:tblHeader/>
+      </w:trPr>
+      <w:tcPr>
+        <w:tcBorders>
+          <w:bottom w:val="single" w:color="3F64D7" w:sz="8" w:space="0"/>
+        </w:tcBorders>
+        <w:shd w:val="clear" w:color="auto" w:fill="EAF0FC"/>
+      </w:tcPr>
+    </w:tblStylePr>
+    <w:tblStylePr w:type="band2Horz">
+      <w:tcPr>
+        <w:shd w:val="clear" w:color="auto" w:fill="F6F8FB"/>
+      </w:tcPr>
+    </w:tblStylePr>
   </w:style>
 </w:styles>
 </file>
@@ -11362,6 +11615,21 @@
         </c:rich>
       </c:tx>
       <c:overlay val="0"/>
+      <c:txPr>
+        <a:bodyPr/>
+        <a:lstStyle/>
+        <a:p>
+          <a:pPr>
+            <a:defRPr sz="1200">
+              <a:solidFill>
+                <a:srgbClr val="1B2433"/>
+              </a:solidFill>
+              <a:latin typeface="Aptos"/>
+            </a:defRPr>
+          </a:pPr>
+          <a:endParaRPr/>
+        </a:p>
+      </c:txPr>
     </c:title>
     <c:autoTitleDeleted val="0"/>
     <c:plotArea>
@@ -11373,14 +11641,7 @@
           <c:idx val="0"/>
           <c:order val="0"/>
           <c:tx>
-            <c:strRef>
-              <c:f/>
-              <c:strCache>
-                <c:pt idx="0">
-                  <c:v>Patched</c:v>
-                </c:pt>
-              </c:strCache>
-            </c:strRef>
+            <c:v>Patched</c:v>
           </c:tx>
           <c:spPr>
             <a:solidFill>
@@ -11434,14 +11695,7 @@
           <c:idx val="1"/>
           <c:order val="1"/>
           <c:tx>
-            <c:strRef>
-              <c:f/>
-              <c:strCache>
-                <c:pt idx="0">
-                  <c:v>Pending</c:v>
-                </c:pt>
-              </c:strCache>
-            </c:strRef>
+            <c:v>Pending</c:v>
           </c:tx>
           <c:spPr>
             <a:solidFill>
@@ -11492,6 +11746,21 @@
           </c:val>
         </c:ser>
         <c:dLbls xmlns:c="http://schemas.openxmlformats.org/drawingml/2006/chart">
+          <c:txPr>
+            <a:bodyPr/>
+            <a:lstStyle/>
+            <a:p>
+              <a:pPr>
+                <a:defRPr sz="900">
+                  <a:solidFill>
+                    <a:srgbClr val="1B2433"/>
+                  </a:solidFill>
+                  <a:latin typeface="Aptos"/>
+                </a:defRPr>
+              </a:pPr>
+              <a:endParaRPr/>
+            </a:p>
+          </c:txPr>
           <c:showLegendKey val="0"/>
           <c:showVal val="1"/>
           <c:showCatName val="0"/>
@@ -11500,7 +11769,7 @@
           <c:showBubbleSize val="0"/>
           <c:showLeaderLines val="0"/>
         </c:dLbls>
-        <c:gapWidth val="150"/>
+        <c:gapWidth val="60"/>
         <c:overlap val="0"/>
         <c:axId xmlns:c="http://schemas.openxmlformats.org/drawingml/2006/chart" val="148921729"/>
         <c:axId xmlns:c="http://schemas.openxmlformats.org/drawingml/2006/chart" val="148921730"/>
@@ -11515,6 +11784,28 @@
         <c:majorTickMark val="out"/>
         <c:minorTickMark val="none"/>
         <c:tickLblPos val="nextTo"/>
+        <c:spPr>
+          <a:ln w="6350">
+            <a:solidFill>
+              <a:srgbClr val="C9D0DA"/>
+            </a:solidFill>
+          </a:ln>
+        </c:spPr>
+        <c:txPr>
+          <a:bodyPr/>
+          <a:lstStyle/>
+          <a:p>
+            <a:pPr>
+              <a:defRPr sz="900">
+                <a:solidFill>
+                  <a:srgbClr val="5B6575"/>
+                </a:solidFill>
+                <a:latin typeface="Aptos"/>
+              </a:defRPr>
+            </a:pPr>
+            <a:endParaRPr/>
+          </a:p>
+        </c:txPr>
         <c:crossAx val="148921730"/>
         <c:crosses val="autoZero"/>
         <c:auto val="1"/>
@@ -11529,11 +11820,39 @@
         </c:scaling>
         <c:delete val="0"/>
         <c:axPos val="b"/>
-        <c:majorGridlines/>
+        <c:majorGridlines>
+          <c:spPr>
+            <a:ln w="6350">
+              <a:solidFill>
+                <a:srgbClr val="E6EAF0"/>
+              </a:solidFill>
+            </a:ln>
+          </c:spPr>
+        </c:majorGridlines>
         <c:numFmt formatCode="General" sourceLinked="0"/>
         <c:majorTickMark val="out"/>
         <c:minorTickMark val="none"/>
         <c:tickLblPos val="nextTo"/>
+        <c:spPr>
+          <a:ln w="6350">
+            <a:noFill/>
+          </a:ln>
+        </c:spPr>
+        <c:txPr>
+          <a:bodyPr/>
+          <a:lstStyle/>
+          <a:p>
+            <a:pPr>
+              <a:defRPr sz="900">
+                <a:solidFill>
+                  <a:srgbClr val="5B6575"/>
+                </a:solidFill>
+                <a:latin typeface="Aptos"/>
+              </a:defRPr>
+            </a:pPr>
+            <a:endParaRPr/>
+          </a:p>
+        </c:txPr>
         <c:crossAx val="148921729"/>
         <c:crosses val="autoZero"/>
         <c:crossBetween val="between"/>
@@ -11547,55 +11866,76 @@
     <c:dispBlanksAs val="gap"/>
     <c:showDLblsOverMax val="0"/>
   </c:chart>
+  <c:spPr>
+    <a:noFill/>
+    <a:ln>
+      <a:noFill/>
+    </a:ln>
+  </c:spPr>
+  <c:txPr>
+    <a:bodyPr/>
+    <a:lstStyle/>
+    <a:p>
+      <a:pPr>
+        <a:defRPr sz="900">
+          <a:solidFill>
+            <a:srgbClr val="1B2433"/>
+          </a:solidFill>
+          <a:latin typeface="Aptos"/>
+        </a:defRPr>
+      </a:pPr>
+      <a:endParaRPr/>
+    </a:p>
+  </c:txPr>
 </c:chartSpace>
 </file>
 
 <file path=word/theme/theme1.xml><?xml version="1.0" encoding="utf-8"?>
-<a:theme xmlns:thm15="http://schemas.microsoft.com/office/thememl/2012/main" xmlns:a="http://schemas.openxmlformats.org/drawingml/2006/main" name="Office Theme">
+<a:theme xmlns:thm15="http://schemas.microsoft.com/office/thememl/2012/main" xmlns:a="http://schemas.openxmlformats.org/drawingml/2006/main" name="Modern">
   <a:themeElements>
-    <a:clrScheme name="Office">
+    <a:clrScheme name="Modern">
       <a:dk1>
-        <a:sysClr val="windowText" lastClr="000000"/>
+        <a:srgbClr val="1B2433"/>
       </a:dk1>
       <a:lt1>
-        <a:sysClr val="window" lastClr="FFFFFF"/>
+        <a:srgbClr val="FFFFFF"/>
       </a:lt1>
       <a:dk2>
-        <a:srgbClr val="44546A"/>
+        <a:srgbClr val="5B6575"/>
       </a:dk2>
       <a:lt2>
-        <a:srgbClr val="E7E6E6"/>
+        <a:srgbClr val="F6F8FB"/>
       </a:lt2>
       <a:accent1>
-        <a:srgbClr val="4472C4"/>
+        <a:srgbClr val="3F64D7"/>
       </a:accent1>
       <a:accent2>
-        <a:srgbClr val="ED7D31"/>
+        <a:srgbClr val="DC7536"/>
       </a:accent2>
       <a:accent3>
-        <a:srgbClr val="A5A5A5"/>
+        <a:srgbClr val="058E80"/>
       </a:accent3>
       <a:accent4>
-        <a:srgbClr val="FFC000"/>
+        <a:srgbClr val="A52758"/>
       </a:accent4>
       <a:accent5>
-        <a:srgbClr val="5B9BD5"/>
+        <a:srgbClr val="3F2F6B"/>
       </a:accent5>
       <a:accent6>
-        <a:srgbClr val="70AD47"/>
+        <a:srgbClr val="255319"/>
       </a:accent6>
       <a:hlink>
-        <a:srgbClr val="0563C1"/>
+        <a:srgbClr val="3F64D7"/>
       </a:hlink>
       <a:folHlink>
-        <a:srgbClr val="954F72"/>
+        <a:srgbClr val="DC7536"/>
       </a:folHlink>
     </a:clrScheme>
-    <a:fontScheme name="Office">
+    <a:fontScheme name="Modern">
       <a:majorFont>
-        <a:latin typeface="Calibri Light" panose="020F0302020204030204"/>
-        <a:ea typeface=""/>
-        <a:cs typeface=""/>
+        <a:latin typeface="Aptos"/>
+        <a:ea typeface="Aptos"/>
+        <a:cs typeface="Aptos"/>
         <a:font script="Jpan" typeface="游ゴシック Light"/>
         <a:font script="Hang" typeface="맑은 고딕"/>
         <a:font script="Hans" typeface="等线 Light"/>
@@ -11645,9 +11985,9 @@
         <a:font script="Tfng" typeface="Ebrima"/>
       </a:majorFont>
       <a:minorFont>
-        <a:latin typeface="Calibri" panose="020F0502020204030204"/>
-        <a:ea typeface=""/>
-        <a:cs typeface=""/>
+        <a:latin typeface="Aptos"/>
+        <a:ea typeface="Aptos"/>
+        <a:cs typeface="Aptos"/>
         <a:font script="Jpan" typeface="游明朝"/>
         <a:font script="Hang" typeface="맑은 고딕"/>
         <a:font script="Hans" typeface="等线"/>

--- a/Website/static/downloads/showcase/pswriteoffice/patch-compliance-report.docx
+++ b/Website/static/downloads/showcase/pswriteoffice/patch-compliance-report.docx
@@ -718,7 +718,7 @@
             <wp:docPr id="1" name="chart"/>
             <a:graphic xmlns:a="http://schemas.openxmlformats.org/drawingml/2006/main">
               <a:graphicData uri="http://schemas.openxmlformats.org/drawingml/2006/chart">
-                <c:chart xmlns:p6="http://schemas.openxmlformats.org/officeDocument/2006/relationships" xmlns:c="http://schemas.openxmlformats.org/drawingml/2006/chart" p6:id="Rd133c7a96e8a49b0"/>
+                <c:chart xmlns:p6="http://schemas.openxmlformats.org/officeDocument/2006/relationships" xmlns:c="http://schemas.openxmlformats.org/drawingml/2006/chart" p6:id="R76c27bf6cae84760"/>
               </a:graphicData>
             </a:graphic>
           </wp:inline>
@@ -766,8 +766,8 @@
       </w:r>
     </w:p>
     <w:sectPr>
-      <w:headerReference w:type="default" r:id="R5f1763be49434e62"/>
-      <w:footerReference w:type="default" r:id="R33208132cbee44af"/>
+      <w:headerReference w:type="default" r:id="R7997075e5fd14b8f"/>
+      <w:footerReference w:type="default" r:id="R45911a3ab73b4586"/>
       <w:pgSz w:w="12240" w:h="15840" w:code="1"/>
       <w:pgMar w:top="1440" w:right="1440" w:bottom="1440" w:left="1440" w:header="720" w:footer="720" w:gutter="0"/>
     </w:sectPr>
@@ -847,7 +847,7 @@
 <file path=word/numbering.xml><?xml version="1.0" encoding="utf-8"?>
 <w:numbering xmlns:wpc="http://schemas.microsoft.com/office/word/2010/wordprocessingCanvas" xmlns:cx="http://schemas.microsoft.com/office/drawing/2014/chartex" xmlns:cx1="http://schemas.microsoft.com/office/drawing/2015/9/8/chartex" xmlns:cx2="http://schemas.microsoft.com/office/drawing/2015/10/21/chartex" xmlns:cx3="http://schemas.microsoft.com/office/drawing/2016/5/9/chartex" xmlns:cx4="http://schemas.microsoft.com/office/drawing/2016/5/10/chartex" xmlns:cx5="http://schemas.microsoft.com/office/drawing/2016/5/11/chartex" xmlns:cx6="http://schemas.microsoft.com/office/drawing/2016/5/12/chartex" xmlns:cx7="http://schemas.microsoft.com/office/drawing/2016/5/13/chartex" xmlns:cx8="http://schemas.microsoft.com/office/drawing/2016/5/14/chartex" xmlns:mc="http://schemas.openxmlformats.org/markup-compatibility/2006" xmlns:aink="http://schemas.microsoft.com/office/drawing/2016/ink" xmlns:am3d="http://schemas.microsoft.com/office/drawing/2017/model3d" xmlns:o="urn:schemas-microsoft-com:office:office" xmlns:oel="http://schemas.microsoft.com/office/2019/extlst" xmlns:r="http://schemas.openxmlformats.org/officeDocument/2006/relationships" xmlns:m="http://schemas.openxmlformats.org/officeDocument/2006/math" xmlns:v="urn:schemas-microsoft-com:vml" xmlns:wp14="http://schemas.microsoft.com/office/word/2010/wordprocessingDrawing" xmlns:wp="http://schemas.openxmlformats.org/drawingml/2006/wordprocessingDrawing" xmlns:w10="urn:schemas-microsoft-com:office:word" xmlns:w="http://schemas.openxmlformats.org/wordprocessingml/2006/main" xmlns:w14="http://schemas.microsoft.com/office/word/2010/wordml" xmlns:w15="http://schemas.microsoft.com/office/word/2012/wordml" xmlns:w16cex="http://schemas.microsoft.com/office/word/2018/wordml/cex" xmlns:w16cid="http://schemas.microsoft.com/office/word/2016/wordml/cid" xmlns:w16="http://schemas.microsoft.com/office/word/2018/wordml" xmlns:w16sdtdh="http://schemas.microsoft.com/office/word/2020/wordml/sdtdatahash" xmlns:w16se="http://schemas.microsoft.com/office/word/2015/wordml/symex" xmlns:wpg="http://schemas.microsoft.com/office/word/2010/wordprocessingGroup" xmlns:wpi="http://schemas.microsoft.com/office/word/2010/wordprocessingInk" xmlns:wne="http://schemas.microsoft.com/office/word/2006/wordml" xmlns:wps="http://schemas.microsoft.com/office/word/2010/wordprocessingShape" mc:Ignorable="w14 w15 w16se w16cid w16 w16cex w16sdtdh wp14">
   <w:abstractNum w:abstractNumId="0" w15:restartNumberingAfterBreak="0">
-    <w:nsid w:val="D8DC300A"/>
+    <w:nsid w:val="1F7B94B0"/>
     <w:multiLevelType w:val="hybridMultilevel"/>
     <w:tmpl w:val="25BE4216"/>
     <w:lvl w:ilvl="0" w:tplc="0409000F">

--- a/Website/static/downloads/showcase/pswriteoffice/patch-compliance-report.docx
+++ b/Website/static/downloads/showcase/pswriteoffice/patch-compliance-report.docx
@@ -718,7 +718,7 @@
             <wp:docPr id="1" name="chart"/>
             <a:graphic xmlns:a="http://schemas.openxmlformats.org/drawingml/2006/main">
               <a:graphicData uri="http://schemas.openxmlformats.org/drawingml/2006/chart">
-                <c:chart xmlns:p6="http://schemas.openxmlformats.org/officeDocument/2006/relationships" xmlns:c="http://schemas.openxmlformats.org/drawingml/2006/chart" p6:id="R76c27bf6cae84760"/>
+                <c:chart xmlns:p6="http://schemas.openxmlformats.org/officeDocument/2006/relationships" xmlns:c="http://schemas.openxmlformats.org/drawingml/2006/chart" p6:id="Rafe330544f074def"/>
               </a:graphicData>
             </a:graphic>
           </wp:inline>
@@ -766,8 +766,8 @@
       </w:r>
     </w:p>
     <w:sectPr>
-      <w:headerReference w:type="default" r:id="R7997075e5fd14b8f"/>
-      <w:footerReference w:type="default" r:id="R45911a3ab73b4586"/>
+      <w:headerReference w:type="default" r:id="R9fd6b389b53a435b"/>
+      <w:footerReference w:type="default" r:id="Rd048eb5adbd2489b"/>
       <w:pgSz w:w="12240" w:h="15840" w:code="1"/>
       <w:pgMar w:top="1440" w:right="1440" w:bottom="1440" w:left="1440" w:header="720" w:footer="720" w:gutter="0"/>
     </w:sectPr>
@@ -847,7 +847,7 @@
 <file path=word/numbering.xml><?xml version="1.0" encoding="utf-8"?>
 <w:numbering xmlns:wpc="http://schemas.microsoft.com/office/word/2010/wordprocessingCanvas" xmlns:cx="http://schemas.microsoft.com/office/drawing/2014/chartex" xmlns:cx1="http://schemas.microsoft.com/office/drawing/2015/9/8/chartex" xmlns:cx2="http://schemas.microsoft.com/office/drawing/2015/10/21/chartex" xmlns:cx3="http://schemas.microsoft.com/office/drawing/2016/5/9/chartex" xmlns:cx4="http://schemas.microsoft.com/office/drawing/2016/5/10/chartex" xmlns:cx5="http://schemas.microsoft.com/office/drawing/2016/5/11/chartex" xmlns:cx6="http://schemas.microsoft.com/office/drawing/2016/5/12/chartex" xmlns:cx7="http://schemas.microsoft.com/office/drawing/2016/5/13/chartex" xmlns:cx8="http://schemas.microsoft.com/office/drawing/2016/5/14/chartex" xmlns:mc="http://schemas.openxmlformats.org/markup-compatibility/2006" xmlns:aink="http://schemas.microsoft.com/office/drawing/2016/ink" xmlns:am3d="http://schemas.microsoft.com/office/drawing/2017/model3d" xmlns:o="urn:schemas-microsoft-com:office:office" xmlns:oel="http://schemas.microsoft.com/office/2019/extlst" xmlns:r="http://schemas.openxmlformats.org/officeDocument/2006/relationships" xmlns:m="http://schemas.openxmlformats.org/officeDocument/2006/math" xmlns:v="urn:schemas-microsoft-com:vml" xmlns:wp14="http://schemas.microsoft.com/office/word/2010/wordprocessingDrawing" xmlns:wp="http://schemas.openxmlformats.org/drawingml/2006/wordprocessingDrawing" xmlns:w10="urn:schemas-microsoft-com:office:word" xmlns:w="http://schemas.openxmlformats.org/wordprocessingml/2006/main" xmlns:w14="http://schemas.microsoft.com/office/word/2010/wordml" xmlns:w15="http://schemas.microsoft.com/office/word/2012/wordml" xmlns:w16cex="http://schemas.microsoft.com/office/word/2018/wordml/cex" xmlns:w16cid="http://schemas.microsoft.com/office/word/2016/wordml/cid" xmlns:w16="http://schemas.microsoft.com/office/word/2018/wordml" xmlns:w16sdtdh="http://schemas.microsoft.com/office/word/2020/wordml/sdtdatahash" xmlns:w16se="http://schemas.microsoft.com/office/word/2015/wordml/symex" xmlns:wpg="http://schemas.microsoft.com/office/word/2010/wordprocessingGroup" xmlns:wpi="http://schemas.microsoft.com/office/word/2010/wordprocessingInk" xmlns:wne="http://schemas.microsoft.com/office/word/2006/wordml" xmlns:wps="http://schemas.microsoft.com/office/word/2010/wordprocessingShape" mc:Ignorable="w14 w15 w16se w16cid w16 w16cex w16sdtdh wp14">
   <w:abstractNum w:abstractNumId="0" w15:restartNumberingAfterBreak="0">
-    <w:nsid w:val="1F7B94B0"/>
+    <w:nsid w:val="C83DE31B"/>
     <w:multiLevelType w:val="hybridMultilevel"/>
     <w:tmpl w:val="25BE4216"/>
     <w:lvl w:ilvl="0" w:tplc="0409000F">

--- a/Website/static/downloads/showcase/pswriteoffice/patch-compliance-report.docx
+++ b/Website/static/downloads/showcase/pswriteoffice/patch-compliance-report.docx
@@ -718,7 +718,7 @@
             <wp:docPr id="1" name="chart"/>
             <a:graphic xmlns:a="http://schemas.openxmlformats.org/drawingml/2006/main">
               <a:graphicData uri="http://schemas.openxmlformats.org/drawingml/2006/chart">
-                <c:chart xmlns:p6="http://schemas.openxmlformats.org/officeDocument/2006/relationships" xmlns:c="http://schemas.openxmlformats.org/drawingml/2006/chart" p6:id="Rafe330544f074def"/>
+                <c:chart xmlns:p6="http://schemas.openxmlformats.org/officeDocument/2006/relationships" xmlns:c="http://schemas.openxmlformats.org/drawingml/2006/chart" p6:id="R2ed18fd64e6044cb"/>
               </a:graphicData>
             </a:graphic>
           </wp:inline>
@@ -766,8 +766,8 @@
       </w:r>
     </w:p>
     <w:sectPr>
-      <w:headerReference w:type="default" r:id="R9fd6b389b53a435b"/>
-      <w:footerReference w:type="default" r:id="Rd048eb5adbd2489b"/>
+      <w:headerReference w:type="default" r:id="Rda69f41807244ee0"/>
+      <w:footerReference w:type="default" r:id="R3e058acced924066"/>
       <w:pgSz w:w="12240" w:h="15840" w:code="1"/>
       <w:pgMar w:top="1440" w:right="1440" w:bottom="1440" w:left="1440" w:header="720" w:footer="720" w:gutter="0"/>
     </w:sectPr>
@@ -847,7 +847,7 @@
 <file path=word/numbering.xml><?xml version="1.0" encoding="utf-8"?>
 <w:numbering xmlns:wpc="http://schemas.microsoft.com/office/word/2010/wordprocessingCanvas" xmlns:cx="http://schemas.microsoft.com/office/drawing/2014/chartex" xmlns:cx1="http://schemas.microsoft.com/office/drawing/2015/9/8/chartex" xmlns:cx2="http://schemas.microsoft.com/office/drawing/2015/10/21/chartex" xmlns:cx3="http://schemas.microsoft.com/office/drawing/2016/5/9/chartex" xmlns:cx4="http://schemas.microsoft.com/office/drawing/2016/5/10/chartex" xmlns:cx5="http://schemas.microsoft.com/office/drawing/2016/5/11/chartex" xmlns:cx6="http://schemas.microsoft.com/office/drawing/2016/5/12/chartex" xmlns:cx7="http://schemas.microsoft.com/office/drawing/2016/5/13/chartex" xmlns:cx8="http://schemas.microsoft.com/office/drawing/2016/5/14/chartex" xmlns:mc="http://schemas.openxmlformats.org/markup-compatibility/2006" xmlns:aink="http://schemas.microsoft.com/office/drawing/2016/ink" xmlns:am3d="http://schemas.microsoft.com/office/drawing/2017/model3d" xmlns:o="urn:schemas-microsoft-com:office:office" xmlns:oel="http://schemas.microsoft.com/office/2019/extlst" xmlns:r="http://schemas.openxmlformats.org/officeDocument/2006/relationships" xmlns:m="http://schemas.openxmlformats.org/officeDocument/2006/math" xmlns:v="urn:schemas-microsoft-com:vml" xmlns:wp14="http://schemas.microsoft.com/office/word/2010/wordprocessingDrawing" xmlns:wp="http://schemas.openxmlformats.org/drawingml/2006/wordprocessingDrawing" xmlns:w10="urn:schemas-microsoft-com:office:word" xmlns:w="http://schemas.openxmlformats.org/wordprocessingml/2006/main" xmlns:w14="http://schemas.microsoft.com/office/word/2010/wordml" xmlns:w15="http://schemas.microsoft.com/office/word/2012/wordml" xmlns:w16cex="http://schemas.microsoft.com/office/word/2018/wordml/cex" xmlns:w16cid="http://schemas.microsoft.com/office/word/2016/wordml/cid" xmlns:w16="http://schemas.microsoft.com/office/word/2018/wordml" xmlns:w16sdtdh="http://schemas.microsoft.com/office/word/2020/wordml/sdtdatahash" xmlns:w16se="http://schemas.microsoft.com/office/word/2015/wordml/symex" xmlns:wpg="http://schemas.microsoft.com/office/word/2010/wordprocessingGroup" xmlns:wpi="http://schemas.microsoft.com/office/word/2010/wordprocessingInk" xmlns:wne="http://schemas.microsoft.com/office/word/2006/wordml" xmlns:wps="http://schemas.microsoft.com/office/word/2010/wordprocessingShape" mc:Ignorable="w14 w15 w16se w16cid w16 w16cex w16sdtdh wp14">
   <w:abstractNum w:abstractNumId="0" w15:restartNumberingAfterBreak="0">
-    <w:nsid w:val="C83DE31B"/>
+    <w:nsid w:val="B6417122"/>
     <w:multiLevelType w:val="hybridMultilevel"/>
     <w:tmpl w:val="25BE4216"/>
     <w:lvl w:ilvl="0" w:tplc="0409000F">

--- a/Website/static/downloads/showcase/pswriteoffice/patch-compliance-report.docx
+++ b/Website/static/downloads/showcase/pswriteoffice/patch-compliance-report.docx
@@ -718,7 +718,7 @@
             <wp:docPr id="1" name="chart"/>
             <a:graphic xmlns:a="http://schemas.openxmlformats.org/drawingml/2006/main">
               <a:graphicData uri="http://schemas.openxmlformats.org/drawingml/2006/chart">
-                <c:chart xmlns:p6="http://schemas.openxmlformats.org/officeDocument/2006/relationships" xmlns:c="http://schemas.openxmlformats.org/drawingml/2006/chart" p6:id="R2ed18fd64e6044cb"/>
+                <c:chart xmlns:p6="http://schemas.openxmlformats.org/officeDocument/2006/relationships" xmlns:c="http://schemas.openxmlformats.org/drawingml/2006/chart" p6:id="Rbcfa9882ac834ec0"/>
               </a:graphicData>
             </a:graphic>
           </wp:inline>
@@ -766,8 +766,8 @@
       </w:r>
     </w:p>
     <w:sectPr>
-      <w:headerReference w:type="default" r:id="Rda69f41807244ee0"/>
-      <w:footerReference w:type="default" r:id="R3e058acced924066"/>
+      <w:headerReference w:type="default" r:id="R70c7374c1cb14b65"/>
+      <w:footerReference w:type="default" r:id="R5146563776734101"/>
       <w:pgSz w:w="12240" w:h="15840" w:code="1"/>
       <w:pgMar w:top="1440" w:right="1440" w:bottom="1440" w:left="1440" w:header="720" w:footer="720" w:gutter="0"/>
     </w:sectPr>
@@ -847,7 +847,7 @@
 <file path=word/numbering.xml><?xml version="1.0" encoding="utf-8"?>
 <w:numbering xmlns:wpc="http://schemas.microsoft.com/office/word/2010/wordprocessingCanvas" xmlns:cx="http://schemas.microsoft.com/office/drawing/2014/chartex" xmlns:cx1="http://schemas.microsoft.com/office/drawing/2015/9/8/chartex" xmlns:cx2="http://schemas.microsoft.com/office/drawing/2015/10/21/chartex" xmlns:cx3="http://schemas.microsoft.com/office/drawing/2016/5/9/chartex" xmlns:cx4="http://schemas.microsoft.com/office/drawing/2016/5/10/chartex" xmlns:cx5="http://schemas.microsoft.com/office/drawing/2016/5/11/chartex" xmlns:cx6="http://schemas.microsoft.com/office/drawing/2016/5/12/chartex" xmlns:cx7="http://schemas.microsoft.com/office/drawing/2016/5/13/chartex" xmlns:cx8="http://schemas.microsoft.com/office/drawing/2016/5/14/chartex" xmlns:mc="http://schemas.openxmlformats.org/markup-compatibility/2006" xmlns:aink="http://schemas.microsoft.com/office/drawing/2016/ink" xmlns:am3d="http://schemas.microsoft.com/office/drawing/2017/model3d" xmlns:o="urn:schemas-microsoft-com:office:office" xmlns:oel="http://schemas.microsoft.com/office/2019/extlst" xmlns:r="http://schemas.openxmlformats.org/officeDocument/2006/relationships" xmlns:m="http://schemas.openxmlformats.org/officeDocument/2006/math" xmlns:v="urn:schemas-microsoft-com:vml" xmlns:wp14="http://schemas.microsoft.com/office/word/2010/wordprocessingDrawing" xmlns:wp="http://schemas.openxmlformats.org/drawingml/2006/wordprocessingDrawing" xmlns:w10="urn:schemas-microsoft-com:office:word" xmlns:w="http://schemas.openxmlformats.org/wordprocessingml/2006/main" xmlns:w14="http://schemas.microsoft.com/office/word/2010/wordml" xmlns:w15="http://schemas.microsoft.com/office/word/2012/wordml" xmlns:w16cex="http://schemas.microsoft.com/office/word/2018/wordml/cex" xmlns:w16cid="http://schemas.microsoft.com/office/word/2016/wordml/cid" xmlns:w16="http://schemas.microsoft.com/office/word/2018/wordml" xmlns:w16sdtdh="http://schemas.microsoft.com/office/word/2020/wordml/sdtdatahash" xmlns:w16se="http://schemas.microsoft.com/office/word/2015/wordml/symex" xmlns:wpg="http://schemas.microsoft.com/office/word/2010/wordprocessingGroup" xmlns:wpi="http://schemas.microsoft.com/office/word/2010/wordprocessingInk" xmlns:wne="http://schemas.microsoft.com/office/word/2006/wordml" xmlns:wps="http://schemas.microsoft.com/office/word/2010/wordprocessingShape" mc:Ignorable="w14 w15 w16se w16cid w16 w16cex w16sdtdh wp14">
   <w:abstractNum w:abstractNumId="0" w15:restartNumberingAfterBreak="0">
-    <w:nsid w:val="B6417122"/>
+    <w:nsid w:val="D4652E37"/>
     <w:multiLevelType w:val="hybridMultilevel"/>
     <w:tmpl w:val="25BE4216"/>
     <w:lvl w:ilvl="0" w:tplc="0409000F">

--- a/Website/static/downloads/showcase/pswriteoffice/patch-compliance-report.docx
+++ b/Website/static/downloads/showcase/pswriteoffice/patch-compliance-report.docx
@@ -718,7 +718,7 @@
             <wp:docPr id="1" name="chart"/>
             <a:graphic xmlns:a="http://schemas.openxmlformats.org/drawingml/2006/main">
               <a:graphicData uri="http://schemas.openxmlformats.org/drawingml/2006/chart">
-                <c:chart xmlns:p6="http://schemas.openxmlformats.org/officeDocument/2006/relationships" xmlns:c="http://schemas.openxmlformats.org/drawingml/2006/chart" p6:id="Rbcfa9882ac834ec0"/>
+                <c:chart xmlns:p6="http://schemas.openxmlformats.org/officeDocument/2006/relationships" xmlns:c="http://schemas.openxmlformats.org/drawingml/2006/chart" p6:id="R72a092c482744ed0"/>
               </a:graphicData>
             </a:graphic>
           </wp:inline>
@@ -766,8 +766,8 @@
       </w:r>
     </w:p>
     <w:sectPr>
-      <w:headerReference w:type="default" r:id="R70c7374c1cb14b65"/>
-      <w:footerReference w:type="default" r:id="R5146563776734101"/>
+      <w:headerReference w:type="default" r:id="R8ce34722c3a04fc9"/>
+      <w:footerReference w:type="default" r:id="Rd349806457c64e8b"/>
       <w:pgSz w:w="12240" w:h="15840" w:code="1"/>
       <w:pgMar w:top="1440" w:right="1440" w:bottom="1440" w:left="1440" w:header="720" w:footer="720" w:gutter="0"/>
     </w:sectPr>
@@ -847,7 +847,7 @@
 <file path=word/numbering.xml><?xml version="1.0" encoding="utf-8"?>
 <w:numbering xmlns:wpc="http://schemas.microsoft.com/office/word/2010/wordprocessingCanvas" xmlns:cx="http://schemas.microsoft.com/office/drawing/2014/chartex" xmlns:cx1="http://schemas.microsoft.com/office/drawing/2015/9/8/chartex" xmlns:cx2="http://schemas.microsoft.com/office/drawing/2015/10/21/chartex" xmlns:cx3="http://schemas.microsoft.com/office/drawing/2016/5/9/chartex" xmlns:cx4="http://schemas.microsoft.com/office/drawing/2016/5/10/chartex" xmlns:cx5="http://schemas.microsoft.com/office/drawing/2016/5/11/chartex" xmlns:cx6="http://schemas.microsoft.com/office/drawing/2016/5/12/chartex" xmlns:cx7="http://schemas.microsoft.com/office/drawing/2016/5/13/chartex" xmlns:cx8="http://schemas.microsoft.com/office/drawing/2016/5/14/chartex" xmlns:mc="http://schemas.openxmlformats.org/markup-compatibility/2006" xmlns:aink="http://schemas.microsoft.com/office/drawing/2016/ink" xmlns:am3d="http://schemas.microsoft.com/office/drawing/2017/model3d" xmlns:o="urn:schemas-microsoft-com:office:office" xmlns:oel="http://schemas.microsoft.com/office/2019/extlst" xmlns:r="http://schemas.openxmlformats.org/officeDocument/2006/relationships" xmlns:m="http://schemas.openxmlformats.org/officeDocument/2006/math" xmlns:v="urn:schemas-microsoft-com:vml" xmlns:wp14="http://schemas.microsoft.com/office/word/2010/wordprocessingDrawing" xmlns:wp="http://schemas.openxmlformats.org/drawingml/2006/wordprocessingDrawing" xmlns:w10="urn:schemas-microsoft-com:office:word" xmlns:w="http://schemas.openxmlformats.org/wordprocessingml/2006/main" xmlns:w14="http://schemas.microsoft.com/office/word/2010/wordml" xmlns:w15="http://schemas.microsoft.com/office/word/2012/wordml" xmlns:w16cex="http://schemas.microsoft.com/office/word/2018/wordml/cex" xmlns:w16cid="http://schemas.microsoft.com/office/word/2016/wordml/cid" xmlns:w16="http://schemas.microsoft.com/office/word/2018/wordml" xmlns:w16sdtdh="http://schemas.microsoft.com/office/word/2020/wordml/sdtdatahash" xmlns:w16se="http://schemas.microsoft.com/office/word/2015/wordml/symex" xmlns:wpg="http://schemas.microsoft.com/office/word/2010/wordprocessingGroup" xmlns:wpi="http://schemas.microsoft.com/office/word/2010/wordprocessingInk" xmlns:wne="http://schemas.microsoft.com/office/word/2006/wordml" xmlns:wps="http://schemas.microsoft.com/office/word/2010/wordprocessingShape" mc:Ignorable="w14 w15 w16se w16cid w16 w16cex w16sdtdh wp14">
   <w:abstractNum w:abstractNumId="0" w15:restartNumberingAfterBreak="0">
-    <w:nsid w:val="D4652E37"/>
+    <w:nsid w:val="90FAB6CF"/>
     <w:multiLevelType w:val="hybridMultilevel"/>
     <w:tmpl w:val="25BE4216"/>
     <w:lvl w:ilvl="0" w:tplc="0409000F">

--- a/Website/static/downloads/showcase/pswriteoffice/patch-compliance-report.docx
+++ b/Website/static/downloads/showcase/pswriteoffice/patch-compliance-report.docx
@@ -718,7 +718,7 @@
             <wp:docPr id="1" name="chart"/>
             <a:graphic xmlns:a="http://schemas.openxmlformats.org/drawingml/2006/main">
               <a:graphicData uri="http://schemas.openxmlformats.org/drawingml/2006/chart">
-                <c:chart xmlns:p6="http://schemas.openxmlformats.org/officeDocument/2006/relationships" xmlns:c="http://schemas.openxmlformats.org/drawingml/2006/chart" p6:id="R72a092c482744ed0"/>
+                <c:chart xmlns:p6="http://schemas.openxmlformats.org/officeDocument/2006/relationships" xmlns:c="http://schemas.openxmlformats.org/drawingml/2006/chart" p6:id="R574933207e514054"/>
               </a:graphicData>
             </a:graphic>
           </wp:inline>
@@ -766,8 +766,8 @@
       </w:r>
     </w:p>
     <w:sectPr>
-      <w:headerReference w:type="default" r:id="R8ce34722c3a04fc9"/>
-      <w:footerReference w:type="default" r:id="Rd349806457c64e8b"/>
+      <w:headerReference w:type="default" r:id="Rc00ba12c3a5c4b00"/>
+      <w:footerReference w:type="default" r:id="R13f735ffc8fe4427"/>
       <w:pgSz w:w="12240" w:h="15840" w:code="1"/>
       <w:pgMar w:top="1440" w:right="1440" w:bottom="1440" w:left="1440" w:header="720" w:footer="720" w:gutter="0"/>
     </w:sectPr>
@@ -847,7 +847,7 @@
 <file path=word/numbering.xml><?xml version="1.0" encoding="utf-8"?>
 <w:numbering xmlns:wpc="http://schemas.microsoft.com/office/word/2010/wordprocessingCanvas" xmlns:cx="http://schemas.microsoft.com/office/drawing/2014/chartex" xmlns:cx1="http://schemas.microsoft.com/office/drawing/2015/9/8/chartex" xmlns:cx2="http://schemas.microsoft.com/office/drawing/2015/10/21/chartex" xmlns:cx3="http://schemas.microsoft.com/office/drawing/2016/5/9/chartex" xmlns:cx4="http://schemas.microsoft.com/office/drawing/2016/5/10/chartex" xmlns:cx5="http://schemas.microsoft.com/office/drawing/2016/5/11/chartex" xmlns:cx6="http://schemas.microsoft.com/office/drawing/2016/5/12/chartex" xmlns:cx7="http://schemas.microsoft.com/office/drawing/2016/5/13/chartex" xmlns:cx8="http://schemas.microsoft.com/office/drawing/2016/5/14/chartex" xmlns:mc="http://schemas.openxmlformats.org/markup-compatibility/2006" xmlns:aink="http://schemas.microsoft.com/office/drawing/2016/ink" xmlns:am3d="http://schemas.microsoft.com/office/drawing/2017/model3d" xmlns:o="urn:schemas-microsoft-com:office:office" xmlns:oel="http://schemas.microsoft.com/office/2019/extlst" xmlns:r="http://schemas.openxmlformats.org/officeDocument/2006/relationships" xmlns:m="http://schemas.openxmlformats.org/officeDocument/2006/math" xmlns:v="urn:schemas-microsoft-com:vml" xmlns:wp14="http://schemas.microsoft.com/office/word/2010/wordprocessingDrawing" xmlns:wp="http://schemas.openxmlformats.org/drawingml/2006/wordprocessingDrawing" xmlns:w10="urn:schemas-microsoft-com:office:word" xmlns:w="http://schemas.openxmlformats.org/wordprocessingml/2006/main" xmlns:w14="http://schemas.microsoft.com/office/word/2010/wordml" xmlns:w15="http://schemas.microsoft.com/office/word/2012/wordml" xmlns:w16cex="http://schemas.microsoft.com/office/word/2018/wordml/cex" xmlns:w16cid="http://schemas.microsoft.com/office/word/2016/wordml/cid" xmlns:w16="http://schemas.microsoft.com/office/word/2018/wordml" xmlns:w16sdtdh="http://schemas.microsoft.com/office/word/2020/wordml/sdtdatahash" xmlns:w16se="http://schemas.microsoft.com/office/word/2015/wordml/symex" xmlns:wpg="http://schemas.microsoft.com/office/word/2010/wordprocessingGroup" xmlns:wpi="http://schemas.microsoft.com/office/word/2010/wordprocessingInk" xmlns:wne="http://schemas.microsoft.com/office/word/2006/wordml" xmlns:wps="http://schemas.microsoft.com/office/word/2010/wordprocessingShape" mc:Ignorable="w14 w15 w16se w16cid w16 w16cex w16sdtdh wp14">
   <w:abstractNum w:abstractNumId="0" w15:restartNumberingAfterBreak="0">
-    <w:nsid w:val="90FAB6CF"/>
+    <w:nsid w:val="96C182B1"/>
     <w:multiLevelType w:val="hybridMultilevel"/>
     <w:tmpl w:val="25BE4216"/>
     <w:lvl w:ilvl="0" w:tplc="0409000F">

--- a/Website/static/downloads/showcase/pswriteoffice/patch-compliance-report.docx
+++ b/Website/static/downloads/showcase/pswriteoffice/patch-compliance-report.docx
@@ -718,7 +718,7 @@
             <wp:docPr id="1" name="chart"/>
             <a:graphic xmlns:a="http://schemas.openxmlformats.org/drawingml/2006/main">
               <a:graphicData uri="http://schemas.openxmlformats.org/drawingml/2006/chart">
-                <c:chart xmlns:p6="http://schemas.openxmlformats.org/officeDocument/2006/relationships" xmlns:c="http://schemas.openxmlformats.org/drawingml/2006/chart" p6:id="R574933207e514054"/>
+                <c:chart xmlns:p6="http://schemas.openxmlformats.org/officeDocument/2006/relationships" xmlns:c="http://schemas.openxmlformats.org/drawingml/2006/chart" p6:id="Rc110e0a616484965"/>
               </a:graphicData>
             </a:graphic>
           </wp:inline>
@@ -766,8 +766,8 @@
       </w:r>
     </w:p>
     <w:sectPr>
-      <w:headerReference w:type="default" r:id="Rc00ba12c3a5c4b00"/>
-      <w:footerReference w:type="default" r:id="R13f735ffc8fe4427"/>
+      <w:headerReference w:type="default" r:id="R8e588a42335440a7"/>
+      <w:footerReference w:type="default" r:id="R234bfa7659ba4a98"/>
       <w:pgSz w:w="12240" w:h="15840" w:code="1"/>
       <w:pgMar w:top="1440" w:right="1440" w:bottom="1440" w:left="1440" w:header="720" w:footer="720" w:gutter="0"/>
     </w:sectPr>
@@ -847,7 +847,7 @@
 <file path=word/numbering.xml><?xml version="1.0" encoding="utf-8"?>
 <w:numbering xmlns:wpc="http://schemas.microsoft.com/office/word/2010/wordprocessingCanvas" xmlns:cx="http://schemas.microsoft.com/office/drawing/2014/chartex" xmlns:cx1="http://schemas.microsoft.com/office/drawing/2015/9/8/chartex" xmlns:cx2="http://schemas.microsoft.com/office/drawing/2015/10/21/chartex" xmlns:cx3="http://schemas.microsoft.com/office/drawing/2016/5/9/chartex" xmlns:cx4="http://schemas.microsoft.com/office/drawing/2016/5/10/chartex" xmlns:cx5="http://schemas.microsoft.com/office/drawing/2016/5/11/chartex" xmlns:cx6="http://schemas.microsoft.com/office/drawing/2016/5/12/chartex" xmlns:cx7="http://schemas.microsoft.com/office/drawing/2016/5/13/chartex" xmlns:cx8="http://schemas.microsoft.com/office/drawing/2016/5/14/chartex" xmlns:mc="http://schemas.openxmlformats.org/markup-compatibility/2006" xmlns:aink="http://schemas.microsoft.com/office/drawing/2016/ink" xmlns:am3d="http://schemas.microsoft.com/office/drawing/2017/model3d" xmlns:o="urn:schemas-microsoft-com:office:office" xmlns:oel="http://schemas.microsoft.com/office/2019/extlst" xmlns:r="http://schemas.openxmlformats.org/officeDocument/2006/relationships" xmlns:m="http://schemas.openxmlformats.org/officeDocument/2006/math" xmlns:v="urn:schemas-microsoft-com:vml" xmlns:wp14="http://schemas.microsoft.com/office/word/2010/wordprocessingDrawing" xmlns:wp="http://schemas.openxmlformats.org/drawingml/2006/wordprocessingDrawing" xmlns:w10="urn:schemas-microsoft-com:office:word" xmlns:w="http://schemas.openxmlformats.org/wordprocessingml/2006/main" xmlns:w14="http://schemas.microsoft.com/office/word/2010/wordml" xmlns:w15="http://schemas.microsoft.com/office/word/2012/wordml" xmlns:w16cex="http://schemas.microsoft.com/office/word/2018/wordml/cex" xmlns:w16cid="http://schemas.microsoft.com/office/word/2016/wordml/cid" xmlns:w16="http://schemas.microsoft.com/office/word/2018/wordml" xmlns:w16sdtdh="http://schemas.microsoft.com/office/word/2020/wordml/sdtdatahash" xmlns:w16se="http://schemas.microsoft.com/office/word/2015/wordml/symex" xmlns:wpg="http://schemas.microsoft.com/office/word/2010/wordprocessingGroup" xmlns:wpi="http://schemas.microsoft.com/office/word/2010/wordprocessingInk" xmlns:wne="http://schemas.microsoft.com/office/word/2006/wordml" xmlns:wps="http://schemas.microsoft.com/office/word/2010/wordprocessingShape" mc:Ignorable="w14 w15 w16se w16cid w16 w16cex w16sdtdh wp14">
   <w:abstractNum w:abstractNumId="0" w15:restartNumberingAfterBreak="0">
-    <w:nsid w:val="96C182B1"/>
+    <w:nsid w:val="1820BF31"/>
     <w:multiLevelType w:val="hybridMultilevel"/>
     <w:tmpl w:val="25BE4216"/>
     <w:lvl w:ilvl="0" w:tplc="0409000F">

--- a/Website/static/downloads/showcase/pswriteoffice/patch-compliance-report.docx
+++ b/Website/static/downloads/showcase/pswriteoffice/patch-compliance-report.docx
@@ -718,7 +718,7 @@
             <wp:docPr id="1" name="chart"/>
             <a:graphic xmlns:a="http://schemas.openxmlformats.org/drawingml/2006/main">
               <a:graphicData uri="http://schemas.openxmlformats.org/drawingml/2006/chart">
-                <c:chart xmlns:p6="http://schemas.openxmlformats.org/officeDocument/2006/relationships" xmlns:c="http://schemas.openxmlformats.org/drawingml/2006/chart" p6:id="Rf684bff67bba44b6"/>
+                <c:chart xmlns:p6="http://schemas.openxmlformats.org/officeDocument/2006/relationships" xmlns:c="http://schemas.openxmlformats.org/drawingml/2006/chart" p6:id="R19b9d6b5ec984d85"/>
               </a:graphicData>
             </a:graphic>
           </wp:inline>
@@ -766,8 +766,8 @@
       </w:r>
     </w:p>
     <w:sectPr>
-      <w:headerReference w:type="default" r:id="R53a37b12930d4ea3"/>
-      <w:footerReference w:type="default" r:id="Rb491e7c98fcb40d5"/>
+      <w:headerReference w:type="default" r:id="Ra556fc86726b4e0e"/>
+      <w:footerReference w:type="default" r:id="R9df1a75b2d404c8c"/>
       <w:pgSz w:w="12240" w:h="15840" w:code="1"/>
       <w:pgMar w:top="1440" w:right="1440" w:bottom="1440" w:left="1440" w:header="720" w:footer="720" w:gutter="0"/>
     </w:sectPr>
@@ -847,7 +847,7 @@
 <file path=word/numbering.xml><?xml version="1.0" encoding="utf-8"?>
 <w:numbering xmlns:wpc="http://schemas.microsoft.com/office/word/2010/wordprocessingCanvas" xmlns:cx="http://schemas.microsoft.com/office/drawing/2014/chartex" xmlns:cx1="http://schemas.microsoft.com/office/drawing/2015/9/8/chartex" xmlns:cx2="http://schemas.microsoft.com/office/drawing/2015/10/21/chartex" xmlns:cx3="http://schemas.microsoft.com/office/drawing/2016/5/9/chartex" xmlns:cx4="http://schemas.microsoft.com/office/drawing/2016/5/10/chartex" xmlns:cx5="http://schemas.microsoft.com/office/drawing/2016/5/11/chartex" xmlns:cx6="http://schemas.microsoft.com/office/drawing/2016/5/12/chartex" xmlns:cx7="http://schemas.microsoft.com/office/drawing/2016/5/13/chartex" xmlns:cx8="http://schemas.microsoft.com/office/drawing/2016/5/14/chartex" xmlns:mc="http://schemas.openxmlformats.org/markup-compatibility/2006" xmlns:aink="http://schemas.microsoft.com/office/drawing/2016/ink" xmlns:am3d="http://schemas.microsoft.com/office/drawing/2017/model3d" xmlns:o="urn:schemas-microsoft-com:office:office" xmlns:oel="http://schemas.microsoft.com/office/2019/extlst" xmlns:r="http://schemas.openxmlformats.org/officeDocument/2006/relationships" xmlns:m="http://schemas.openxmlformats.org/officeDocument/2006/math" xmlns:v="urn:schemas-microsoft-com:vml" xmlns:wp14="http://schemas.microsoft.com/office/word/2010/wordprocessingDrawing" xmlns:wp="http://schemas.openxmlformats.org/drawingml/2006/wordprocessingDrawing" xmlns:w10="urn:schemas-microsoft-com:office:word" xmlns:w="http://schemas.openxmlformats.org/wordprocessingml/2006/main" xmlns:w14="http://schemas.microsoft.com/office/word/2010/wordml" xmlns:w15="http://schemas.microsoft.com/office/word/2012/wordml" xmlns:w16cex="http://schemas.microsoft.com/office/word/2018/wordml/cex" xmlns:w16cid="http://schemas.microsoft.com/office/word/2016/wordml/cid" xmlns:w16="http://schemas.microsoft.com/office/word/2018/wordml" xmlns:w16sdtdh="http://schemas.microsoft.com/office/word/2020/wordml/sdtdatahash" xmlns:w16se="http://schemas.microsoft.com/office/word/2015/wordml/symex" xmlns:wpg="http://schemas.microsoft.com/office/word/2010/wordprocessingGroup" xmlns:wpi="http://schemas.microsoft.com/office/word/2010/wordprocessingInk" xmlns:wne="http://schemas.microsoft.com/office/word/2006/wordml" xmlns:wps="http://schemas.microsoft.com/office/word/2010/wordprocessingShape" mc:Ignorable="w14 w15 w16se w16cid w16 w16cex w16sdtdh wp14">
   <w:abstractNum w:abstractNumId="0" w15:restartNumberingAfterBreak="0">
-    <w:nsid w:val="94777652"/>
+    <w:nsid w:val="67720DD6"/>
     <w:multiLevelType w:val="hybridMultilevel"/>
     <w:tmpl w:val="25BE4216"/>
     <w:lvl w:ilvl="0" w:tplc="0409000F">

--- a/Website/static/downloads/showcase/pswriteoffice/patch-compliance-report.docx
+++ b/Website/static/downloads/showcase/pswriteoffice/patch-compliance-report.docx
@@ -718,7 +718,7 @@
             <wp:docPr id="1" name="chart"/>
             <a:graphic xmlns:a="http://schemas.openxmlformats.org/drawingml/2006/main">
               <a:graphicData uri="http://schemas.openxmlformats.org/drawingml/2006/chart">
-                <c:chart xmlns:p6="http://schemas.openxmlformats.org/officeDocument/2006/relationships" xmlns:c="http://schemas.openxmlformats.org/drawingml/2006/chart" p6:id="Rc110e0a616484965"/>
+                <c:chart xmlns:p6="http://schemas.openxmlformats.org/officeDocument/2006/relationships" xmlns:c="http://schemas.openxmlformats.org/drawingml/2006/chart" p6:id="R20aeff61ebb941cc"/>
               </a:graphicData>
             </a:graphic>
           </wp:inline>
@@ -766,8 +766,8 @@
       </w:r>
     </w:p>
     <w:sectPr>
-      <w:headerReference w:type="default" r:id="R8e588a42335440a7"/>
-      <w:footerReference w:type="default" r:id="R234bfa7659ba4a98"/>
+      <w:headerReference w:type="default" r:id="R85af4cf0334c454a"/>
+      <w:footerReference w:type="default" r:id="R83ae19fb11234614"/>
       <w:pgSz w:w="12240" w:h="15840" w:code="1"/>
       <w:pgMar w:top="1440" w:right="1440" w:bottom="1440" w:left="1440" w:header="720" w:footer="720" w:gutter="0"/>
     </w:sectPr>
@@ -847,7 +847,7 @@
 <file path=word/numbering.xml><?xml version="1.0" encoding="utf-8"?>
 <w:numbering xmlns:wpc="http://schemas.microsoft.com/office/word/2010/wordprocessingCanvas" xmlns:cx="http://schemas.microsoft.com/office/drawing/2014/chartex" xmlns:cx1="http://schemas.microsoft.com/office/drawing/2015/9/8/chartex" xmlns:cx2="http://schemas.microsoft.com/office/drawing/2015/10/21/chartex" xmlns:cx3="http://schemas.microsoft.com/office/drawing/2016/5/9/chartex" xmlns:cx4="http://schemas.microsoft.com/office/drawing/2016/5/10/chartex" xmlns:cx5="http://schemas.microsoft.com/office/drawing/2016/5/11/chartex" xmlns:cx6="http://schemas.microsoft.com/office/drawing/2016/5/12/chartex" xmlns:cx7="http://schemas.microsoft.com/office/drawing/2016/5/13/chartex" xmlns:cx8="http://schemas.microsoft.com/office/drawing/2016/5/14/chartex" xmlns:mc="http://schemas.openxmlformats.org/markup-compatibility/2006" xmlns:aink="http://schemas.microsoft.com/office/drawing/2016/ink" xmlns:am3d="http://schemas.microsoft.com/office/drawing/2017/model3d" xmlns:o="urn:schemas-microsoft-com:office:office" xmlns:oel="http://schemas.microsoft.com/office/2019/extlst" xmlns:r="http://schemas.openxmlformats.org/officeDocument/2006/relationships" xmlns:m="http://schemas.openxmlformats.org/officeDocument/2006/math" xmlns:v="urn:schemas-microsoft-com:vml" xmlns:wp14="http://schemas.microsoft.com/office/word/2010/wordprocessingDrawing" xmlns:wp="http://schemas.openxmlformats.org/drawingml/2006/wordprocessingDrawing" xmlns:w10="urn:schemas-microsoft-com:office:word" xmlns:w="http://schemas.openxmlformats.org/wordprocessingml/2006/main" xmlns:w14="http://schemas.microsoft.com/office/word/2010/wordml" xmlns:w15="http://schemas.microsoft.com/office/word/2012/wordml" xmlns:w16cex="http://schemas.microsoft.com/office/word/2018/wordml/cex" xmlns:w16cid="http://schemas.microsoft.com/office/word/2016/wordml/cid" xmlns:w16="http://schemas.microsoft.com/office/word/2018/wordml" xmlns:w16sdtdh="http://schemas.microsoft.com/office/word/2020/wordml/sdtdatahash" xmlns:w16se="http://schemas.microsoft.com/office/word/2015/wordml/symex" xmlns:wpg="http://schemas.microsoft.com/office/word/2010/wordprocessingGroup" xmlns:wpi="http://schemas.microsoft.com/office/word/2010/wordprocessingInk" xmlns:wne="http://schemas.microsoft.com/office/word/2006/wordml" xmlns:wps="http://schemas.microsoft.com/office/word/2010/wordprocessingShape" mc:Ignorable="w14 w15 w16se w16cid w16 w16cex w16sdtdh wp14">
   <w:abstractNum w:abstractNumId="0" w15:restartNumberingAfterBreak="0">
-    <w:nsid w:val="1820BF31"/>
+    <w:nsid w:val="174CA557"/>
     <w:multiLevelType w:val="hybridMultilevel"/>
     <w:tmpl w:val="25BE4216"/>
     <w:lvl w:ilvl="0" w:tplc="0409000F">
